--- a/c/text/d.docx
+++ b/c/text/d.docx
@@ -2,6 +2,50 @@
 <file path=word/document.xml><?xml version="1.0" encoding="utf-8"?>
 <w:document xmlns:wpc="http://schemas.microsoft.com/office/word/2010/wordprocessingCanvas" xmlns:mc="http://schemas.openxmlformats.org/markup-compatibility/2006" xmlns:o="urn:schemas-microsoft-com:office:office" xmlns:r="http://schemas.openxmlformats.org/officeDocument/2006/relationships" xmlns:m="http://schemas.openxmlformats.org/officeDocument/2006/math" xmlns:v="urn:schemas-microsoft-com:vml" xmlns:wp14="http://schemas.microsoft.com/office/word/2010/wordprocessingDrawing" xmlns:wp="http://schemas.openxmlformats.org/drawingml/2006/wordprocessingDrawing" xmlns:w="http://schemas.openxmlformats.org/wordprocessingml/2006/main" xmlns:w14="http://schemas.microsoft.com/office/word/2010/wordml" xmlns:w10="urn:schemas-microsoft-com:office:word" xmlns:w15="http://schemas.microsoft.com/office/word/2012/wordml" xmlns:wpg="http://schemas.microsoft.com/office/word/2010/wordprocessingGroup" xmlns:wpi="http://schemas.microsoft.com/office/word/2010/wordprocessingInk" xmlns:wne="http://schemas.microsoft.com/office/word/2006/wordml" xmlns:wps="http://schemas.microsoft.com/office/word/2010/wordprocessingShape" xmlns:wpsCustomData="http://www.wps.cn/officeDocument/2013/wpsCustomData" mc:Ignorable="w14 w15 wp14">
   <w:body>
+    <w:p>
+      <w:pPr>
+        <w:keepNext w:val="0"/>
+        <w:keepLines w:val="0"/>
+        <w:pageBreakBefore w:val="0"/>
+        <w:widowControl/>
+        <w:suppressLineNumbers w:val="0"/>
+        <w:kinsoku/>
+        <w:wordWrap/>
+        <w:overflowPunct/>
+        <w:topLinePunct w:val="0"/>
+        <w:autoSpaceDE/>
+        <w:autoSpaceDN/>
+        <w:bidi w:val="0"/>
+        <w:adjustRightInd/>
+        <w:snapToGrid/>
+        <w:spacing w:line="700" w:lineRule="exact"/>
+        <w:jc w:val="center"/>
+        <w:textAlignment w:val="auto"/>
+        <w:rPr>
+          <w:rFonts w:hint="default" w:ascii="黑体" w:hAnsi="黑体" w:eastAsia="黑体" w:cs="黑体"/>
+          <w:b w:val="0"/>
+          <w:bCs w:val="0"/>
+          <w:color w:val="auto"/>
+          <w:kern w:val="0"/>
+          <w:sz w:val="52"/>
+          <w:szCs w:val="52"/>
+          <w:lang w:val="en-US" w:eastAsia="zh-CN" w:bidi="ar"/>
+        </w:rPr>
+      </w:pPr>
+      <w:r>
+        <w:rPr>
+          <w:rFonts w:hint="eastAsia" w:ascii="黑体" w:hAnsi="黑体" w:eastAsia="黑体" w:cs="黑体"/>
+          <w:b w:val="0"/>
+          <w:bCs w:val="0"/>
+          <w:color w:val="auto"/>
+          <w:kern w:val="0"/>
+          <w:sz w:val="52"/>
+          <w:szCs w:val="52"/>
+          <w:lang w:val="en-US" w:eastAsia="zh-CN" w:bidi="ar"/>
+        </w:rPr>
+        <w:t>道德与法治知识点</w:t>
+      </w:r>
+    </w:p>
     <w:p>
       <w:pPr>
         <w:keepNext w:val="0"/>
@@ -72,8 +116,84 @@
           <w:szCs w:val="21"/>
           <w:lang w:val="en-US" w:eastAsia="zh-CN" w:bidi="ar"/>
         </w:rPr>
-        <w:t>1.</w:t>
-      </w:r>
+        <w:t>1.初中阶段的重要性？</w:t>
+      </w:r>
+    </w:p>
+    <w:p>
+      <w:pPr>
+        <w:keepNext w:val="0"/>
+        <w:keepLines w:val="0"/>
+        <w:widowControl/>
+        <w:suppressLineNumbers w:val="0"/>
+        <w:ind w:firstLine="210" w:firstLineChars="100"/>
+        <w:jc w:val="left"/>
+        <w:rPr>
+          <w:rFonts w:hint="eastAsia" w:ascii="黑体" w:hAnsi="黑体" w:eastAsia="黑体" w:cs="黑体"/>
+          <w:b w:val="0"/>
+          <w:bCs w:val="0"/>
+          <w:sz w:val="21"/>
+          <w:szCs w:val="21"/>
+        </w:rPr>
+      </w:pPr>
+      <w:r>
+        <w:rPr>
+          <w:rFonts w:hint="eastAsia" w:ascii="黑体" w:hAnsi="黑体" w:eastAsia="黑体" w:cs="黑体"/>
+          <w:b w:val="0"/>
+          <w:bCs w:val="0"/>
+          <w:color w:val="000000"/>
+          <w:kern w:val="0"/>
+          <w:sz w:val="21"/>
+          <w:szCs w:val="21"/>
+          <w:lang w:val="en-US" w:eastAsia="zh-CN" w:bidi="ar"/>
+        </w:rPr>
+        <w:t>①是人生美好的年华，是规划未来之路的重要时期；</w:t>
+      </w:r>
+    </w:p>
+    <w:p>
+      <w:pPr>
+        <w:keepNext w:val="0"/>
+        <w:keepLines w:val="0"/>
+        <w:widowControl/>
+        <w:suppressLineNumbers w:val="0"/>
+        <w:ind w:firstLine="210" w:firstLineChars="100"/>
+        <w:jc w:val="left"/>
+        <w:rPr>
+          <w:rFonts w:hint="eastAsia" w:ascii="黑体" w:hAnsi="黑体" w:eastAsia="黑体" w:cs="黑体"/>
+          <w:b w:val="0"/>
+          <w:bCs w:val="0"/>
+          <w:sz w:val="21"/>
+          <w:szCs w:val="21"/>
+        </w:rPr>
+      </w:pPr>
+      <w:r>
+        <w:rPr>
+          <w:rFonts w:hint="eastAsia" w:ascii="黑体" w:hAnsi="黑体" w:eastAsia="黑体" w:cs="黑体"/>
+          <w:b w:val="0"/>
+          <w:bCs w:val="0"/>
+          <w:color w:val="000000"/>
+          <w:kern w:val="0"/>
+          <w:sz w:val="21"/>
+          <w:szCs w:val="21"/>
+          <w:lang w:val="en-US" w:eastAsia="zh-CN" w:bidi="ar"/>
+        </w:rPr>
+        <w:t>②对我们人生具有独特的价值，是初步形成世界观、人生观、价值观的重要时期。</w:t>
+      </w:r>
+    </w:p>
+    <w:p>
+      <w:pPr>
+        <w:keepNext w:val="0"/>
+        <w:keepLines w:val="0"/>
+        <w:widowControl/>
+        <w:suppressLineNumbers w:val="0"/>
+        <w:jc w:val="left"/>
+        <w:rPr>
+          <w:rFonts w:hint="eastAsia" w:ascii="黑体" w:hAnsi="黑体" w:eastAsia="黑体" w:cs="黑体"/>
+          <w:b w:val="0"/>
+          <w:bCs w:val="0"/>
+          <w:sz w:val="21"/>
+          <w:szCs w:val="21"/>
+        </w:rPr>
+      </w:pPr>
       <w:r>
         <w:rPr>
           <w:rFonts w:hint="eastAsia" w:ascii="黑体" w:hAnsi="黑体" w:eastAsia="黑体" w:cs="黑体"/>
@@ -85,167 +205,37 @@
           <w:szCs w:val="21"/>
           <w:lang w:val="en-US" w:eastAsia="zh-CN" w:bidi="ar"/>
         </w:rPr>
-        <w:t>初中阶段的重要性？</w:t>
-      </w:r>
-    </w:p>
-    <w:p>
-      <w:pPr>
-        <w:keepNext w:val="0"/>
-        <w:keepLines w:val="0"/>
-        <w:widowControl/>
-        <w:suppressLineNumbers w:val="0"/>
-        <w:ind w:firstLine="210" w:firstLineChars="100"/>
-        <w:jc w:val="left"/>
-        <w:rPr>
-          <w:rFonts w:hint="eastAsia" w:ascii="黑体" w:hAnsi="黑体" w:eastAsia="黑体" w:cs="黑体"/>
-          <w:b w:val="0"/>
-          <w:bCs w:val="0"/>
-          <w:sz w:val="21"/>
-          <w:szCs w:val="21"/>
-        </w:rPr>
-      </w:pPr>
-      <w:r>
-        <w:rPr>
-          <w:rFonts w:hint="eastAsia" w:ascii="黑体" w:hAnsi="黑体" w:eastAsia="黑体" w:cs="黑体"/>
-          <w:b w:val="0"/>
-          <w:bCs w:val="0"/>
-          <w:color w:val="000000"/>
-          <w:kern w:val="0"/>
-          <w:sz w:val="21"/>
-          <w:szCs w:val="21"/>
-          <w:lang w:val="en-US" w:eastAsia="zh-CN" w:bidi="ar"/>
-        </w:rPr>
-        <w:t>①是人生美好的年华，是规划未来之路的重要时期；</w:t>
-      </w:r>
-    </w:p>
-    <w:p>
-      <w:pPr>
-        <w:keepNext w:val="0"/>
-        <w:keepLines w:val="0"/>
-        <w:widowControl/>
-        <w:suppressLineNumbers w:val="0"/>
-        <w:ind w:firstLine="210" w:firstLineChars="100"/>
-        <w:jc w:val="left"/>
-        <w:rPr>
-          <w:rFonts w:hint="eastAsia" w:ascii="黑体" w:hAnsi="黑体" w:eastAsia="黑体" w:cs="黑体"/>
-          <w:b w:val="0"/>
-          <w:bCs w:val="0"/>
-          <w:sz w:val="21"/>
-          <w:szCs w:val="21"/>
-        </w:rPr>
-      </w:pPr>
-      <w:r>
-        <w:rPr>
-          <w:rFonts w:hint="eastAsia" w:ascii="黑体" w:hAnsi="黑体" w:eastAsia="黑体" w:cs="黑体"/>
-          <w:b w:val="0"/>
-          <w:bCs w:val="0"/>
-          <w:color w:val="000000"/>
-          <w:kern w:val="0"/>
-          <w:sz w:val="21"/>
-          <w:szCs w:val="21"/>
-          <w:lang w:val="en-US" w:eastAsia="zh-CN" w:bidi="ar"/>
-        </w:rPr>
-        <w:t>②对我们人生具有独特的价值，是初步形成世界观、人生观、价值观的重要时期。</w:t>
-      </w:r>
-    </w:p>
-    <w:p>
-      <w:pPr>
-        <w:keepNext w:val="0"/>
-        <w:keepLines w:val="0"/>
-        <w:widowControl/>
-        <w:suppressLineNumbers w:val="0"/>
-        <w:jc w:val="left"/>
-        <w:rPr>
-          <w:rFonts w:hint="eastAsia" w:ascii="黑体" w:hAnsi="黑体" w:eastAsia="黑体" w:cs="黑体"/>
-          <w:b w:val="0"/>
-          <w:bCs w:val="0"/>
-          <w:sz w:val="21"/>
-          <w:szCs w:val="21"/>
-        </w:rPr>
-      </w:pPr>
-      <w:r>
-        <w:rPr>
-          <w:rFonts w:hint="eastAsia" w:ascii="黑体" w:hAnsi="黑体" w:eastAsia="黑体" w:cs="黑体"/>
-          <w:b w:val="0"/>
-          <w:bCs w:val="0"/>
-          <w:color w:val="0070C0"/>
-          <w:kern w:val="0"/>
-          <w:sz w:val="21"/>
-          <w:szCs w:val="21"/>
-          <w:lang w:val="en-US" w:eastAsia="zh-CN" w:bidi="ar"/>
-        </w:rPr>
-        <w:t>2.</w:t>
-      </w:r>
-      <w:r>
-        <w:rPr>
-          <w:rFonts w:hint="eastAsia" w:ascii="黑体" w:hAnsi="黑体" w:eastAsia="黑体" w:cs="黑体"/>
-          <w:b w:val="0"/>
-          <w:bCs w:val="0"/>
-          <w:color w:val="0070C0"/>
-          <w:kern w:val="0"/>
-          <w:sz w:val="21"/>
-          <w:szCs w:val="21"/>
-          <w:lang w:val="en-US" w:eastAsia="zh-CN" w:bidi="ar"/>
-        </w:rPr>
-        <w:t>初中阶段新在哪里？</w:t>
-      </w:r>
-      <w:bookmarkStart w:id="0" w:name="_GoBack"/>
-      <w:bookmarkEnd w:id="0"/>
-    </w:p>
-    <w:p>
-      <w:pPr>
-        <w:keepNext w:val="0"/>
-        <w:keepLines w:val="0"/>
-        <w:widowControl/>
-        <w:suppressLineNumbers w:val="0"/>
-        <w:ind w:firstLine="210" w:firstLineChars="100"/>
-        <w:jc w:val="left"/>
-        <w:rPr>
-          <w:rFonts w:hint="eastAsia" w:ascii="黑体" w:hAnsi="黑体" w:eastAsia="黑体" w:cs="黑体"/>
-          <w:b w:val="0"/>
-          <w:bCs w:val="0"/>
-          <w:sz w:val="21"/>
-          <w:szCs w:val="21"/>
-        </w:rPr>
-      </w:pPr>
-      <w:r>
-        <w:rPr>
-          <w:rFonts w:hint="eastAsia" w:ascii="黑体" w:hAnsi="黑体" w:eastAsia="黑体" w:cs="黑体"/>
-          <w:b w:val="0"/>
-          <w:bCs w:val="0"/>
-          <w:color w:val="000000"/>
-          <w:kern w:val="0"/>
-          <w:sz w:val="21"/>
-          <w:szCs w:val="21"/>
-          <w:lang w:val="en-US" w:eastAsia="zh-CN" w:bidi="ar"/>
-        </w:rPr>
-        <w:t>①进入中学，我们有了一个新的身份</w:t>
-      </w:r>
-      <w:r>
-        <w:rPr>
-          <w:rFonts w:hint="eastAsia" w:ascii="黑体" w:hAnsi="黑体" w:eastAsia="黑体" w:cs="黑体"/>
-          <w:b w:val="0"/>
-          <w:bCs w:val="0"/>
-          <w:color w:val="000000"/>
-          <w:kern w:val="0"/>
-          <w:sz w:val="21"/>
-          <w:szCs w:val="21"/>
-          <w:lang w:val="en-US" w:eastAsia="zh-CN" w:bidi="ar"/>
-        </w:rPr>
-        <w:t>——</w:t>
-      </w:r>
-      <w:r>
-        <w:rPr>
-          <w:rFonts w:hint="eastAsia" w:ascii="黑体" w:hAnsi="黑体" w:eastAsia="黑体" w:cs="黑体"/>
-          <w:b w:val="0"/>
-          <w:bCs w:val="0"/>
-          <w:color w:val="000000"/>
-          <w:kern w:val="0"/>
-          <w:sz w:val="21"/>
-          <w:szCs w:val="21"/>
-          <w:lang w:val="en-US" w:eastAsia="zh-CN" w:bidi="ar"/>
-        </w:rPr>
-        <w:t>中学生；</w:t>
+        <w:t>2.初中阶段新在哪里？</w:t>
+      </w:r>
+    </w:p>
+    <w:p>
+      <w:pPr>
+        <w:keepNext w:val="0"/>
+        <w:keepLines w:val="0"/>
+        <w:widowControl/>
+        <w:suppressLineNumbers w:val="0"/>
+        <w:ind w:firstLine="210" w:firstLineChars="100"/>
+        <w:jc w:val="left"/>
+        <w:rPr>
+          <w:rFonts w:hint="eastAsia" w:ascii="黑体" w:hAnsi="黑体" w:eastAsia="黑体" w:cs="黑体"/>
+          <w:b w:val="0"/>
+          <w:bCs w:val="0"/>
+          <w:sz w:val="21"/>
+          <w:szCs w:val="21"/>
+        </w:rPr>
+      </w:pPr>
+      <w:r>
+        <w:rPr>
+          <w:rFonts w:hint="eastAsia" w:ascii="黑体" w:hAnsi="黑体" w:eastAsia="黑体" w:cs="黑体"/>
+          <w:b w:val="0"/>
+          <w:bCs w:val="0"/>
+          <w:color w:val="000000"/>
+          <w:kern w:val="0"/>
+          <w:sz w:val="21"/>
+          <w:szCs w:val="21"/>
+          <w:lang w:val="en-US" w:eastAsia="zh-CN" w:bidi="ar"/>
+        </w:rPr>
+        <w:t>①进入中学，我们有了一个新的身份——中学生；</w:t>
       </w:r>
     </w:p>
     <w:p>
@@ -500,20 +490,7 @@
           <w:szCs w:val="21"/>
           <w:lang w:val="en-US" w:eastAsia="zh-CN" w:bidi="ar"/>
         </w:rPr>
-        <w:t>1.</w:t>
-      </w:r>
-      <w:r>
-        <w:rPr>
-          <w:rFonts w:hint="eastAsia" w:ascii="黑体" w:hAnsi="黑体" w:eastAsia="黑体" w:cs="黑体"/>
-          <w:b w:val="0"/>
-          <w:bCs w:val="0"/>
-          <w:color w:val="0070C0"/>
-          <w:kern w:val="0"/>
-          <w:sz w:val="21"/>
-          <w:szCs w:val="21"/>
-          <w:lang w:val="en-US" w:eastAsia="zh-CN" w:bidi="ar"/>
-        </w:rPr>
-        <w:t>为什么要规划？</w:t>
+        <w:t>1.为什么要规划？</w:t>
       </w:r>
     </w:p>
     <w:p>
@@ -548,6 +525,8 @@
         </w:rPr>
         <w:t>凡事预则立，不预则废。</w:t>
       </w:r>
+      <w:bookmarkStart w:id="0" w:name="_GoBack"/>
+      <w:bookmarkEnd w:id="0"/>
     </w:p>
     <w:p>
       <w:pPr>
@@ -582,20 +561,7 @@
           <w:szCs w:val="21"/>
           <w:lang w:val="en-US" w:eastAsia="zh-CN" w:bidi="ar"/>
         </w:rPr>
-        <w:t>2.</w:t>
-      </w:r>
-      <w:r>
-        <w:rPr>
-          <w:rFonts w:hint="eastAsia" w:ascii="黑体" w:hAnsi="黑体" w:eastAsia="黑体" w:cs="黑体"/>
-          <w:b w:val="0"/>
-          <w:bCs w:val="0"/>
-          <w:color w:val="0070C0"/>
-          <w:kern w:val="0"/>
-          <w:sz w:val="21"/>
-          <w:szCs w:val="21"/>
-          <w:lang w:val="en-US" w:eastAsia="zh-CN" w:bidi="ar"/>
-        </w:rPr>
-        <w:t>规划初中生活的意义？</w:t>
+        <w:t>2.规划初中生活的意义？</w:t>
       </w:r>
     </w:p>
     <w:p>
@@ -641,6 +607,7 @@
         <w:keepLines w:val="0"/>
         <w:widowControl/>
         <w:numPr>
+          <w:ilvl w:val="0"/>
           <w:numId w:val="0"/>
         </w:numPr>
         <w:suppressLineNumbers w:val="0"/>
@@ -664,20 +631,7 @@
           <w:szCs w:val="21"/>
           <w:lang w:val="en-US" w:eastAsia="zh-CN" w:bidi="ar"/>
         </w:rPr>
-        <w:t>3.</w:t>
-      </w:r>
-      <w:r>
-        <w:rPr>
-          <w:rFonts w:hint="eastAsia" w:ascii="黑体" w:hAnsi="黑体" w:eastAsia="黑体" w:cs="黑体"/>
-          <w:b w:val="0"/>
-          <w:bCs w:val="0"/>
-          <w:color w:val="0070C0"/>
-          <w:kern w:val="0"/>
-          <w:sz w:val="21"/>
-          <w:szCs w:val="21"/>
-          <w:lang w:val="en-US" w:eastAsia="zh-CN" w:bidi="ar"/>
-        </w:rPr>
-        <w:t>怎样规划初中生活？</w:t>
+        <w:t>3.怎样规划初中生活？</w:t>
       </w:r>
     </w:p>
     <w:p>
@@ -840,46 +794,7 @@
           <w:szCs w:val="21"/>
           <w:lang w:val="en-US" w:eastAsia="zh-CN" w:bidi="ar"/>
         </w:rPr>
-        <w:t>1.</w:t>
-      </w:r>
-      <w:r>
-        <w:rPr>
-          <w:rFonts w:hint="eastAsia" w:ascii="黑体" w:hAnsi="黑体" w:eastAsia="黑体" w:cs="黑体"/>
-          <w:b w:val="0"/>
-          <w:bCs w:val="0"/>
-          <w:color w:val="0070C0"/>
-          <w:kern w:val="0"/>
-          <w:sz w:val="21"/>
-          <w:szCs w:val="21"/>
-          <w:lang w:val="en-US" w:eastAsia="zh-CN" w:bidi="ar"/>
-        </w:rPr>
-        <w:t>正确认识自己的意义</w:t>
-      </w:r>
-      <w:r>
-        <w:rPr>
-          <w:rFonts w:hint="eastAsia" w:ascii="黑体" w:hAnsi="黑体" w:eastAsia="黑体" w:cs="黑体"/>
-          <w:b w:val="0"/>
-          <w:bCs w:val="0"/>
-          <w:color w:val="0070C0"/>
-          <w:kern w:val="0"/>
-          <w:sz w:val="21"/>
-          <w:szCs w:val="21"/>
-          <w:lang w:val="en-US" w:eastAsia="zh-CN" w:bidi="ar"/>
-        </w:rPr>
-        <w:t>/</w:t>
-      </w:r>
-      <w:r>
-        <w:rPr>
-          <w:rFonts w:hint="eastAsia" w:ascii="黑体" w:hAnsi="黑体" w:eastAsia="黑体" w:cs="黑体"/>
-          <w:b w:val="0"/>
-          <w:bCs w:val="0"/>
-          <w:color w:val="0070C0"/>
-          <w:kern w:val="0"/>
-          <w:sz w:val="21"/>
-          <w:szCs w:val="21"/>
-          <w:lang w:val="en-US" w:eastAsia="zh-CN" w:bidi="ar"/>
-        </w:rPr>
-        <w:t>为什么要正确认识自己？</w:t>
+        <w:t>1.正确认识自己的意义/为什么要正确认识自己？</w:t>
       </w:r>
     </w:p>
     <w:p>
@@ -1253,8 +1168,84 @@
           <w:szCs w:val="21"/>
           <w:lang w:val="en-US" w:eastAsia="zh-CN" w:bidi="ar"/>
         </w:rPr>
-        <w:t>1.</w:t>
-      </w:r>
+        <w:t>1.为什么要做更好的自己？</w:t>
+      </w:r>
+    </w:p>
+    <w:p>
+      <w:pPr>
+        <w:keepNext w:val="0"/>
+        <w:keepLines w:val="0"/>
+        <w:widowControl/>
+        <w:suppressLineNumbers w:val="0"/>
+        <w:ind w:firstLine="210" w:firstLineChars="100"/>
+        <w:jc w:val="left"/>
+        <w:rPr>
+          <w:rFonts w:hint="eastAsia" w:ascii="黑体" w:hAnsi="黑体" w:eastAsia="黑体" w:cs="黑体"/>
+          <w:b w:val="0"/>
+          <w:bCs w:val="0"/>
+          <w:sz w:val="21"/>
+          <w:szCs w:val="21"/>
+        </w:rPr>
+      </w:pPr>
+      <w:r>
+        <w:rPr>
+          <w:rFonts w:hint="eastAsia" w:ascii="黑体" w:hAnsi="黑体" w:eastAsia="黑体" w:cs="黑体"/>
+          <w:b w:val="0"/>
+          <w:bCs w:val="0"/>
+          <w:color w:val="000000"/>
+          <w:kern w:val="0"/>
+          <w:sz w:val="21"/>
+          <w:szCs w:val="21"/>
+          <w:lang w:val="en-US" w:eastAsia="zh-CN" w:bidi="ar"/>
+        </w:rPr>
+        <w:t>①世界上没有完全相同的两片树叶，也没有完全相同的两个人；</w:t>
+      </w:r>
+    </w:p>
+    <w:p>
+      <w:pPr>
+        <w:keepNext w:val="0"/>
+        <w:keepLines w:val="0"/>
+        <w:widowControl/>
+        <w:suppressLineNumbers w:val="0"/>
+        <w:ind w:firstLine="210" w:firstLineChars="100"/>
+        <w:jc w:val="left"/>
+        <w:rPr>
+          <w:rFonts w:hint="eastAsia" w:ascii="黑体" w:hAnsi="黑体" w:eastAsia="黑体" w:cs="黑体"/>
+          <w:b w:val="0"/>
+          <w:bCs w:val="0"/>
+          <w:sz w:val="21"/>
+          <w:szCs w:val="21"/>
+        </w:rPr>
+      </w:pPr>
+      <w:r>
+        <w:rPr>
+          <w:rFonts w:hint="eastAsia" w:ascii="黑体" w:hAnsi="黑体" w:eastAsia="黑体" w:cs="黑体"/>
+          <w:b w:val="0"/>
+          <w:bCs w:val="0"/>
+          <w:color w:val="000000"/>
+          <w:kern w:val="0"/>
+          <w:sz w:val="21"/>
+          <w:szCs w:val="21"/>
+          <w:lang w:val="en-US" w:eastAsia="zh-CN" w:bidi="ar"/>
+        </w:rPr>
+        <w:t>②每个人在兴趣、气质、性格、能力等方面都有不同。</w:t>
+      </w:r>
+    </w:p>
+    <w:p>
+      <w:pPr>
+        <w:keepNext w:val="0"/>
+        <w:keepLines w:val="0"/>
+        <w:widowControl/>
+        <w:suppressLineNumbers w:val="0"/>
+        <w:jc w:val="left"/>
+        <w:rPr>
+          <w:rFonts w:hint="eastAsia" w:ascii="黑体" w:hAnsi="黑体" w:eastAsia="黑体" w:cs="黑体"/>
+          <w:b w:val="0"/>
+          <w:bCs w:val="0"/>
+          <w:sz w:val="21"/>
+          <w:szCs w:val="21"/>
+        </w:rPr>
+      </w:pPr>
       <w:r>
         <w:rPr>
           <w:rFonts w:hint="eastAsia" w:ascii="黑体" w:hAnsi="黑体" w:eastAsia="黑体" w:cs="黑体"/>
@@ -1266,109 +1257,7 @@
           <w:szCs w:val="21"/>
           <w:lang w:val="en-US" w:eastAsia="zh-CN" w:bidi="ar"/>
         </w:rPr>
-        <w:t>为什么要做更好的自己？</w:t>
-      </w:r>
-    </w:p>
-    <w:p>
-      <w:pPr>
-        <w:keepNext w:val="0"/>
-        <w:keepLines w:val="0"/>
-        <w:widowControl/>
-        <w:suppressLineNumbers w:val="0"/>
-        <w:ind w:firstLine="210" w:firstLineChars="100"/>
-        <w:jc w:val="left"/>
-        <w:rPr>
-          <w:rFonts w:hint="eastAsia" w:ascii="黑体" w:hAnsi="黑体" w:eastAsia="黑体" w:cs="黑体"/>
-          <w:b w:val="0"/>
-          <w:bCs w:val="0"/>
-          <w:sz w:val="21"/>
-          <w:szCs w:val="21"/>
-        </w:rPr>
-      </w:pPr>
-      <w:r>
-        <w:rPr>
-          <w:rFonts w:hint="eastAsia" w:ascii="黑体" w:hAnsi="黑体" w:eastAsia="黑体" w:cs="黑体"/>
-          <w:b w:val="0"/>
-          <w:bCs w:val="0"/>
-          <w:color w:val="000000"/>
-          <w:kern w:val="0"/>
-          <w:sz w:val="21"/>
-          <w:szCs w:val="21"/>
-          <w:lang w:val="en-US" w:eastAsia="zh-CN" w:bidi="ar"/>
-        </w:rPr>
-        <w:t>①世界上没有完全相同的两片树叶，也没有完全相同的两个人；</w:t>
-      </w:r>
-    </w:p>
-    <w:p>
-      <w:pPr>
-        <w:keepNext w:val="0"/>
-        <w:keepLines w:val="0"/>
-        <w:widowControl/>
-        <w:suppressLineNumbers w:val="0"/>
-        <w:ind w:firstLine="210" w:firstLineChars="100"/>
-        <w:jc w:val="left"/>
-        <w:rPr>
-          <w:rFonts w:hint="eastAsia" w:ascii="黑体" w:hAnsi="黑体" w:eastAsia="黑体" w:cs="黑体"/>
-          <w:b w:val="0"/>
-          <w:bCs w:val="0"/>
-          <w:sz w:val="21"/>
-          <w:szCs w:val="21"/>
-        </w:rPr>
-      </w:pPr>
-      <w:r>
-        <w:rPr>
-          <w:rFonts w:hint="eastAsia" w:ascii="黑体" w:hAnsi="黑体" w:eastAsia="黑体" w:cs="黑体"/>
-          <w:b w:val="0"/>
-          <w:bCs w:val="0"/>
-          <w:color w:val="000000"/>
-          <w:kern w:val="0"/>
-          <w:sz w:val="21"/>
-          <w:szCs w:val="21"/>
-          <w:lang w:val="en-US" w:eastAsia="zh-CN" w:bidi="ar"/>
-        </w:rPr>
-        <w:t>②每个人在兴趣、气质、性格、能力等方面都有不同。</w:t>
-      </w:r>
-    </w:p>
-    <w:p>
-      <w:pPr>
-        <w:keepNext w:val="0"/>
-        <w:keepLines w:val="0"/>
-        <w:widowControl/>
-        <w:suppressLineNumbers w:val="0"/>
-        <w:jc w:val="left"/>
-        <w:rPr>
-          <w:rFonts w:hint="eastAsia" w:ascii="黑体" w:hAnsi="黑体" w:eastAsia="黑体" w:cs="黑体"/>
-          <w:b w:val="0"/>
-          <w:bCs w:val="0"/>
-          <w:sz w:val="21"/>
-          <w:szCs w:val="21"/>
-        </w:rPr>
-      </w:pPr>
-      <w:r>
-        <w:rPr>
-          <w:rFonts w:hint="eastAsia" w:ascii="黑体" w:hAnsi="黑体" w:eastAsia="黑体" w:cs="黑体"/>
-          <w:b w:val="0"/>
-          <w:bCs w:val="0"/>
-          <w:color w:val="0070C0"/>
-          <w:kern w:val="0"/>
-          <w:sz w:val="21"/>
-          <w:szCs w:val="21"/>
-          <w:lang w:val="en-US" w:eastAsia="zh-CN" w:bidi="ar"/>
-        </w:rPr>
-        <w:t>2.</w:t>
-      </w:r>
-      <w:r>
-        <w:rPr>
-          <w:rFonts w:hint="eastAsia" w:ascii="黑体" w:hAnsi="黑体" w:eastAsia="黑体" w:cs="黑体"/>
-          <w:b w:val="0"/>
-          <w:bCs w:val="0"/>
-          <w:color w:val="0070C0"/>
-          <w:kern w:val="0"/>
-          <w:sz w:val="21"/>
-          <w:szCs w:val="21"/>
-          <w:lang w:val="en-US" w:eastAsia="zh-CN" w:bidi="ar"/>
-        </w:rPr>
-        <w:t>如何做更好的自己？</w:t>
+        <w:t>2.如何做更好的自己？</w:t>
       </w:r>
     </w:p>
     <w:p>
@@ -1621,8 +1510,54 @@
           <w:szCs w:val="21"/>
           <w:lang w:val="en-US" w:eastAsia="zh-CN" w:bidi="ar"/>
         </w:rPr>
-        <w:t>1.</w:t>
-      </w:r>
+        <w:t>1.梦想的含义？</w:t>
+      </w:r>
+    </w:p>
+    <w:p>
+      <w:pPr>
+        <w:keepNext w:val="0"/>
+        <w:keepLines w:val="0"/>
+        <w:widowControl/>
+        <w:suppressLineNumbers w:val="0"/>
+        <w:ind w:firstLine="210" w:firstLineChars="100"/>
+        <w:jc w:val="left"/>
+        <w:rPr>
+          <w:rFonts w:hint="eastAsia" w:ascii="黑体" w:hAnsi="黑体" w:eastAsia="黑体" w:cs="黑体"/>
+          <w:b w:val="0"/>
+          <w:bCs w:val="0"/>
+          <w:sz w:val="21"/>
+          <w:szCs w:val="21"/>
+        </w:rPr>
+      </w:pPr>
+      <w:r>
+        <w:rPr>
+          <w:rFonts w:hint="eastAsia" w:ascii="黑体" w:hAnsi="黑体" w:eastAsia="黑体" w:cs="黑体"/>
+          <w:b w:val="0"/>
+          <w:bCs w:val="0"/>
+          <w:color w:val="000000"/>
+          <w:kern w:val="0"/>
+          <w:sz w:val="21"/>
+          <w:szCs w:val="21"/>
+          <w:lang w:val="en-US" w:eastAsia="zh-CN" w:bidi="ar"/>
+        </w:rPr>
+        <w:t>梦想是人们对于未来美好生活的愿望。</w:t>
+      </w:r>
+    </w:p>
+    <w:p>
+      <w:pPr>
+        <w:keepNext w:val="0"/>
+        <w:keepLines w:val="0"/>
+        <w:widowControl/>
+        <w:suppressLineNumbers w:val="0"/>
+        <w:jc w:val="left"/>
+        <w:rPr>
+          <w:rFonts w:hint="eastAsia" w:ascii="黑体" w:hAnsi="黑体" w:eastAsia="黑体" w:cs="黑体"/>
+          <w:b w:val="0"/>
+          <w:bCs w:val="0"/>
+          <w:sz w:val="21"/>
+          <w:szCs w:val="21"/>
+        </w:rPr>
+      </w:pPr>
       <w:r>
         <w:rPr>
           <w:rFonts w:hint="eastAsia" w:ascii="黑体" w:hAnsi="黑体" w:eastAsia="黑体" w:cs="黑体"/>
@@ -1634,122 +1569,37 @@
           <w:szCs w:val="21"/>
           <w:lang w:val="en-US" w:eastAsia="zh-CN" w:bidi="ar"/>
         </w:rPr>
-        <w:t>梦想的含义？</w:t>
-      </w:r>
-    </w:p>
-    <w:p>
-      <w:pPr>
-        <w:keepNext w:val="0"/>
-        <w:keepLines w:val="0"/>
-        <w:widowControl/>
-        <w:suppressLineNumbers w:val="0"/>
-        <w:ind w:firstLine="210" w:firstLineChars="100"/>
-        <w:jc w:val="left"/>
-        <w:rPr>
-          <w:rFonts w:hint="eastAsia" w:ascii="黑体" w:hAnsi="黑体" w:eastAsia="黑体" w:cs="黑体"/>
-          <w:b w:val="0"/>
-          <w:bCs w:val="0"/>
-          <w:sz w:val="21"/>
-          <w:szCs w:val="21"/>
-        </w:rPr>
-      </w:pPr>
-      <w:r>
-        <w:rPr>
-          <w:rFonts w:hint="eastAsia" w:ascii="黑体" w:hAnsi="黑体" w:eastAsia="黑体" w:cs="黑体"/>
-          <w:b w:val="0"/>
-          <w:bCs w:val="0"/>
-          <w:color w:val="000000"/>
-          <w:kern w:val="0"/>
-          <w:sz w:val="21"/>
-          <w:szCs w:val="21"/>
-          <w:lang w:val="en-US" w:eastAsia="zh-CN" w:bidi="ar"/>
-        </w:rPr>
-        <w:t>梦想是人们对于未来美好生活的愿望。</w:t>
-      </w:r>
-    </w:p>
-    <w:p>
-      <w:pPr>
-        <w:keepNext w:val="0"/>
-        <w:keepLines w:val="0"/>
-        <w:widowControl/>
-        <w:suppressLineNumbers w:val="0"/>
-        <w:jc w:val="left"/>
-        <w:rPr>
-          <w:rFonts w:hint="eastAsia" w:ascii="黑体" w:hAnsi="黑体" w:eastAsia="黑体" w:cs="黑体"/>
-          <w:b w:val="0"/>
-          <w:bCs w:val="0"/>
-          <w:sz w:val="21"/>
-          <w:szCs w:val="21"/>
-        </w:rPr>
-      </w:pPr>
-      <w:r>
-        <w:rPr>
-          <w:rFonts w:hint="eastAsia" w:ascii="黑体" w:hAnsi="黑体" w:eastAsia="黑体" w:cs="黑体"/>
-          <w:b w:val="0"/>
-          <w:bCs w:val="0"/>
-          <w:color w:val="0070C0"/>
-          <w:kern w:val="0"/>
-          <w:sz w:val="21"/>
-          <w:szCs w:val="21"/>
-          <w:lang w:val="en-US" w:eastAsia="zh-CN" w:bidi="ar"/>
-        </w:rPr>
-        <w:t>3.</w:t>
-      </w:r>
-      <w:r>
-        <w:rPr>
-          <w:rFonts w:hint="eastAsia" w:ascii="黑体" w:hAnsi="黑体" w:eastAsia="黑体" w:cs="黑体"/>
-          <w:b w:val="0"/>
-          <w:bCs w:val="0"/>
-          <w:color w:val="0070C0"/>
-          <w:kern w:val="0"/>
-          <w:sz w:val="21"/>
-          <w:szCs w:val="21"/>
-          <w:lang w:val="en-US" w:eastAsia="zh-CN" w:bidi="ar"/>
-        </w:rPr>
-        <w:t>如何做有梦想的少年？</w:t>
-      </w:r>
-    </w:p>
-    <w:p>
-      <w:pPr>
-        <w:keepNext w:val="0"/>
-        <w:keepLines w:val="0"/>
-        <w:widowControl/>
-        <w:suppressLineNumbers w:val="0"/>
-        <w:ind w:firstLine="210" w:firstLineChars="100"/>
-        <w:jc w:val="left"/>
-        <w:rPr>
-          <w:rFonts w:hint="eastAsia" w:ascii="黑体" w:hAnsi="黑体" w:eastAsia="黑体" w:cs="黑体"/>
-          <w:b w:val="0"/>
-          <w:bCs w:val="0"/>
-          <w:sz w:val="21"/>
-          <w:szCs w:val="21"/>
-        </w:rPr>
-      </w:pPr>
-      <w:r>
-        <w:rPr>
-          <w:rFonts w:hint="eastAsia" w:ascii="黑体" w:hAnsi="黑体" w:eastAsia="黑体" w:cs="黑体"/>
-          <w:b w:val="0"/>
-          <w:bCs w:val="0"/>
-          <w:color w:val="000000"/>
-          <w:kern w:val="0"/>
-          <w:sz w:val="21"/>
-          <w:szCs w:val="21"/>
-          <w:lang w:val="en-US" w:eastAsia="zh-CN" w:bidi="ar"/>
-        </w:rPr>
-        <w:t>①做有梦想的少年，应当树立远大志向</w:t>
-      </w:r>
-      <w:r>
-        <w:rPr>
-          <w:rFonts w:hint="eastAsia" w:ascii="黑体" w:hAnsi="黑体" w:eastAsia="黑体" w:cs="黑体"/>
-          <w:b w:val="0"/>
-          <w:bCs w:val="0"/>
-          <w:color w:val="000000"/>
-          <w:kern w:val="0"/>
-          <w:sz w:val="21"/>
-          <w:szCs w:val="21"/>
-          <w:lang w:val="en-US" w:eastAsia="zh-CN" w:bidi="ar"/>
-        </w:rPr>
-        <w:t>；</w:t>
+        <w:t>3.如何做有梦想的少年？</w:t>
+      </w:r>
+    </w:p>
+    <w:p>
+      <w:pPr>
+        <w:keepNext w:val="0"/>
+        <w:keepLines w:val="0"/>
+        <w:widowControl/>
+        <w:suppressLineNumbers w:val="0"/>
+        <w:ind w:firstLine="210" w:firstLineChars="100"/>
+        <w:jc w:val="left"/>
+        <w:rPr>
+          <w:rFonts w:hint="eastAsia" w:ascii="黑体" w:hAnsi="黑体" w:eastAsia="黑体" w:cs="黑体"/>
+          <w:b w:val="0"/>
+          <w:bCs w:val="0"/>
+          <w:sz w:val="21"/>
+          <w:szCs w:val="21"/>
+        </w:rPr>
+      </w:pPr>
+      <w:r>
+        <w:rPr>
+          <w:rFonts w:hint="eastAsia" w:ascii="黑体" w:hAnsi="黑体" w:eastAsia="黑体" w:cs="黑体"/>
+          <w:b w:val="0"/>
+          <w:bCs w:val="0"/>
+          <w:color w:val="000000"/>
+          <w:kern w:val="0"/>
+          <w:sz w:val="21"/>
+          <w:szCs w:val="21"/>
+          <w:lang w:val="en-US" w:eastAsia="zh-CN" w:bidi="ar"/>
+        </w:rPr>
+        <w:t>①做有梦想的少年，应当树立远大志向；</w:t>
       </w:r>
     </w:p>
     <w:p>
@@ -1885,76 +1735,37 @@
           <w:szCs w:val="21"/>
           <w:lang w:val="en-US" w:eastAsia="zh-CN" w:bidi="ar"/>
         </w:rPr>
-        <w:t>①梦想能不断激发我们对生命的热情和勇气，让生活更有色彩</w:t>
-      </w:r>
-      <w:r>
-        <w:rPr>
-          <w:rFonts w:hint="eastAsia" w:ascii="黑体" w:hAnsi="黑体" w:eastAsia="黑体" w:cs="黑体"/>
-          <w:b w:val="0"/>
-          <w:bCs w:val="0"/>
-          <w:color w:val="000000"/>
-          <w:kern w:val="0"/>
-          <w:sz w:val="21"/>
-          <w:szCs w:val="21"/>
-          <w:lang w:val="en-US" w:eastAsia="zh-CN" w:bidi="ar"/>
-        </w:rPr>
-        <w:t>（个人）；</w:t>
-      </w:r>
-    </w:p>
-    <w:p>
-      <w:pPr>
-        <w:keepNext w:val="0"/>
-        <w:keepLines w:val="0"/>
-        <w:widowControl/>
-        <w:suppressLineNumbers w:val="0"/>
-        <w:ind w:firstLine="210" w:firstLineChars="100"/>
-        <w:jc w:val="left"/>
-        <w:rPr>
-          <w:rFonts w:hint="eastAsia" w:ascii="黑体" w:hAnsi="黑体" w:eastAsia="黑体" w:cs="黑体"/>
-          <w:b w:val="0"/>
-          <w:bCs w:val="0"/>
-          <w:sz w:val="21"/>
-          <w:szCs w:val="21"/>
-        </w:rPr>
-      </w:pPr>
-      <w:r>
-        <w:rPr>
-          <w:rFonts w:hint="eastAsia" w:ascii="黑体" w:hAnsi="黑体" w:eastAsia="黑体" w:cs="黑体"/>
-          <w:b w:val="0"/>
-          <w:bCs w:val="0"/>
-          <w:color w:val="000000"/>
-          <w:kern w:val="0"/>
-          <w:sz w:val="21"/>
-          <w:szCs w:val="21"/>
-          <w:lang w:val="en-US" w:eastAsia="zh-CN" w:bidi="ar"/>
-        </w:rPr>
-        <w:t>②有了梦想，人类社会才能不断发展和进步</w:t>
-      </w:r>
-      <w:r>
-        <w:rPr>
-          <w:rFonts w:hint="eastAsia" w:ascii="黑体" w:hAnsi="黑体" w:eastAsia="黑体" w:cs="黑体"/>
-          <w:b w:val="0"/>
-          <w:bCs w:val="0"/>
-          <w:color w:val="000000"/>
-          <w:kern w:val="0"/>
-          <w:sz w:val="21"/>
-          <w:szCs w:val="21"/>
-          <w:lang w:val="en-US" w:eastAsia="zh-CN" w:bidi="ar"/>
-        </w:rPr>
-        <w:t>（社会）</w:t>
-      </w:r>
-      <w:r>
-        <w:rPr>
-          <w:rFonts w:hint="eastAsia" w:ascii="黑体" w:hAnsi="黑体" w:eastAsia="黑体" w:cs="黑体"/>
-          <w:b w:val="0"/>
-          <w:bCs w:val="0"/>
-          <w:color w:val="000000"/>
-          <w:kern w:val="0"/>
-          <w:sz w:val="21"/>
-          <w:szCs w:val="21"/>
-          <w:lang w:val="en-US" w:eastAsia="zh-CN" w:bidi="ar"/>
-        </w:rPr>
-        <w:t>。</w:t>
+        <w:t>①梦想能不断激发我们对生命的热情和勇气，让生活更有色彩（个人）；</w:t>
+      </w:r>
+    </w:p>
+    <w:p>
+      <w:pPr>
+        <w:keepNext w:val="0"/>
+        <w:keepLines w:val="0"/>
+        <w:widowControl/>
+        <w:suppressLineNumbers w:val="0"/>
+        <w:ind w:firstLine="210" w:firstLineChars="100"/>
+        <w:jc w:val="left"/>
+        <w:rPr>
+          <w:rFonts w:hint="eastAsia" w:ascii="黑体" w:hAnsi="黑体" w:eastAsia="黑体" w:cs="黑体"/>
+          <w:b w:val="0"/>
+          <w:bCs w:val="0"/>
+          <w:sz w:val="21"/>
+          <w:szCs w:val="21"/>
+        </w:rPr>
+      </w:pPr>
+      <w:r>
+        <w:rPr>
+          <w:rFonts w:hint="eastAsia" w:ascii="黑体" w:hAnsi="黑体" w:eastAsia="黑体" w:cs="黑体"/>
+          <w:b w:val="0"/>
+          <w:bCs w:val="0"/>
+          <w:color w:val="000000"/>
+          <w:kern w:val="0"/>
+          <w:sz w:val="21"/>
+          <w:szCs w:val="21"/>
+          <w:lang w:val="en-US" w:eastAsia="zh-CN" w:bidi="ar"/>
+        </w:rPr>
+        <w:t>②有了梦想，人类社会才能不断发展和进步（社会）。</w:t>
       </w:r>
     </w:p>
     <w:p>
@@ -1983,8 +1794,144 @@
           <w:szCs w:val="21"/>
           <w:lang w:val="en-US" w:eastAsia="zh-CN" w:bidi="ar"/>
         </w:rPr>
-        <w:t>1.</w:t>
-      </w:r>
+        <w:t>1.学习的意义（为什么要学习）？</w:t>
+      </w:r>
+    </w:p>
+    <w:p>
+      <w:pPr>
+        <w:keepNext w:val="0"/>
+        <w:keepLines w:val="0"/>
+        <w:widowControl/>
+        <w:suppressLineNumbers w:val="0"/>
+        <w:ind w:firstLine="210" w:firstLineChars="100"/>
+        <w:jc w:val="left"/>
+        <w:rPr>
+          <w:rFonts w:hint="eastAsia" w:ascii="黑体" w:hAnsi="黑体" w:eastAsia="黑体" w:cs="黑体"/>
+          <w:b w:val="0"/>
+          <w:bCs w:val="0"/>
+          <w:sz w:val="21"/>
+          <w:szCs w:val="21"/>
+        </w:rPr>
+      </w:pPr>
+      <w:r>
+        <w:rPr>
+          <w:rFonts w:hint="eastAsia" w:ascii="黑体" w:hAnsi="黑体" w:eastAsia="黑体" w:cs="黑体"/>
+          <w:b w:val="0"/>
+          <w:bCs w:val="0"/>
+          <w:color w:val="000000"/>
+          <w:kern w:val="0"/>
+          <w:sz w:val="21"/>
+          <w:szCs w:val="21"/>
+          <w:lang w:val="en-US" w:eastAsia="zh-CN" w:bidi="ar"/>
+        </w:rPr>
+        <w:t>①学习是立身做人的永恒主题，也是报国为民的重要基础；</w:t>
+      </w:r>
+    </w:p>
+    <w:p>
+      <w:pPr>
+        <w:keepNext w:val="0"/>
+        <w:keepLines w:val="0"/>
+        <w:widowControl/>
+        <w:suppressLineNumbers w:val="0"/>
+        <w:ind w:firstLine="210" w:firstLineChars="100"/>
+        <w:jc w:val="left"/>
+        <w:rPr>
+          <w:rFonts w:hint="eastAsia" w:ascii="黑体" w:hAnsi="黑体" w:eastAsia="黑体" w:cs="黑体"/>
+          <w:b w:val="0"/>
+          <w:bCs w:val="0"/>
+          <w:sz w:val="21"/>
+          <w:szCs w:val="21"/>
+        </w:rPr>
+      </w:pPr>
+      <w:r>
+        <w:rPr>
+          <w:rFonts w:hint="eastAsia" w:ascii="黑体" w:hAnsi="黑体" w:eastAsia="黑体" w:cs="黑体"/>
+          <w:b w:val="0"/>
+          <w:bCs w:val="0"/>
+          <w:color w:val="000000"/>
+          <w:kern w:val="0"/>
+          <w:sz w:val="21"/>
+          <w:szCs w:val="21"/>
+          <w:lang w:val="en-US" w:eastAsia="zh-CN" w:bidi="ar"/>
+        </w:rPr>
+        <w:t>②读书学习是我们现阶段的基本任务，也是我们成就梦想的重要路径；</w:t>
+      </w:r>
+    </w:p>
+    <w:p>
+      <w:pPr>
+        <w:keepNext w:val="0"/>
+        <w:keepLines w:val="0"/>
+        <w:widowControl/>
+        <w:suppressLineNumbers w:val="0"/>
+        <w:ind w:firstLine="210" w:firstLineChars="100"/>
+        <w:jc w:val="left"/>
+        <w:rPr>
+          <w:rFonts w:hint="eastAsia" w:ascii="黑体" w:hAnsi="黑体" w:eastAsia="黑体" w:cs="黑体"/>
+          <w:b w:val="0"/>
+          <w:bCs w:val="0"/>
+          <w:sz w:val="21"/>
+          <w:szCs w:val="21"/>
+        </w:rPr>
+      </w:pPr>
+      <w:r>
+        <w:rPr>
+          <w:rFonts w:hint="eastAsia" w:ascii="黑体" w:hAnsi="黑体" w:eastAsia="黑体" w:cs="黑体"/>
+          <w:b w:val="0"/>
+          <w:bCs w:val="0"/>
+          <w:color w:val="000000"/>
+          <w:kern w:val="0"/>
+          <w:sz w:val="21"/>
+          <w:szCs w:val="21"/>
+          <w:lang w:val="en-US" w:eastAsia="zh-CN" w:bidi="ar"/>
+        </w:rPr>
+        <w:t>③学习可以提升我们的思想品德和精神境界，增强能力，增长智慧；</w:t>
+      </w:r>
+    </w:p>
+    <w:p>
+      <w:pPr>
+        <w:keepNext w:val="0"/>
+        <w:keepLines w:val="0"/>
+        <w:widowControl/>
+        <w:suppressLineNumbers w:val="0"/>
+        <w:ind w:firstLine="210" w:firstLineChars="100"/>
+        <w:jc w:val="left"/>
+        <w:rPr>
+          <w:rFonts w:hint="eastAsia" w:ascii="黑体" w:hAnsi="黑体" w:eastAsia="黑体" w:cs="黑体"/>
+          <w:b w:val="0"/>
+          <w:bCs w:val="0"/>
+          <w:sz w:val="21"/>
+          <w:szCs w:val="21"/>
+        </w:rPr>
+      </w:pPr>
+      <w:r>
+        <w:rPr>
+          <w:rFonts w:hint="eastAsia" w:ascii="黑体" w:hAnsi="黑体" w:eastAsia="黑体" w:cs="黑体"/>
+          <w:b w:val="0"/>
+          <w:bCs w:val="0"/>
+          <w:color w:val="000000"/>
+          <w:kern w:val="0"/>
+          <w:sz w:val="21"/>
+          <w:szCs w:val="21"/>
+          <w:lang w:val="en-US" w:eastAsia="zh-CN" w:bidi="ar"/>
+        </w:rPr>
+        <w:t>④学习不仅关乎个人的前途和命运，更关乎民族的未来和发展；</w:t>
+      </w:r>
+    </w:p>
+    <w:p>
+      <w:pPr>
+        <w:keepNext w:val="0"/>
+        <w:keepLines w:val="0"/>
+        <w:widowControl/>
+        <w:suppressLineNumbers w:val="0"/>
+        <w:jc w:val="left"/>
+        <w:rPr>
+          <w:rFonts w:hint="eastAsia" w:ascii="黑体" w:hAnsi="黑体" w:eastAsia="黑体" w:cs="黑体"/>
+          <w:b w:val="0"/>
+          <w:bCs w:val="0"/>
+          <w:sz w:val="21"/>
+          <w:szCs w:val="21"/>
+        </w:rPr>
+      </w:pPr>
       <w:r>
         <w:rPr>
           <w:rFonts w:hint="eastAsia" w:ascii="黑体" w:hAnsi="黑体" w:eastAsia="黑体" w:cs="黑体"/>
@@ -1996,350 +1943,97 @@
           <w:szCs w:val="21"/>
           <w:lang w:val="en-US" w:eastAsia="zh-CN" w:bidi="ar"/>
         </w:rPr>
-        <w:t>学习的意义（为什么要学习）？</w:t>
-      </w:r>
-    </w:p>
-    <w:p>
-      <w:pPr>
-        <w:keepNext w:val="0"/>
-        <w:keepLines w:val="0"/>
-        <w:widowControl/>
-        <w:suppressLineNumbers w:val="0"/>
-        <w:ind w:firstLine="210" w:firstLineChars="100"/>
-        <w:jc w:val="left"/>
-        <w:rPr>
-          <w:rFonts w:hint="eastAsia" w:ascii="黑体" w:hAnsi="黑体" w:eastAsia="黑体" w:cs="黑体"/>
-          <w:b w:val="0"/>
-          <w:bCs w:val="0"/>
-          <w:sz w:val="21"/>
-          <w:szCs w:val="21"/>
-        </w:rPr>
-      </w:pPr>
-      <w:r>
-        <w:rPr>
-          <w:rFonts w:hint="eastAsia" w:ascii="黑体" w:hAnsi="黑体" w:eastAsia="黑体" w:cs="黑体"/>
-          <w:b w:val="0"/>
-          <w:bCs w:val="0"/>
-          <w:color w:val="000000"/>
-          <w:kern w:val="0"/>
-          <w:sz w:val="21"/>
-          <w:szCs w:val="21"/>
-          <w:lang w:val="en-US" w:eastAsia="zh-CN" w:bidi="ar"/>
-        </w:rPr>
-        <w:t>①学习是立身做人的永恒主题，也是报国为民的重要基础</w:t>
-      </w:r>
-      <w:r>
-        <w:rPr>
-          <w:rFonts w:hint="eastAsia" w:ascii="黑体" w:hAnsi="黑体" w:eastAsia="黑体" w:cs="黑体"/>
-          <w:b w:val="0"/>
-          <w:bCs w:val="0"/>
-          <w:color w:val="000000"/>
-          <w:kern w:val="0"/>
-          <w:sz w:val="21"/>
-          <w:szCs w:val="21"/>
-          <w:lang w:val="en-US" w:eastAsia="zh-CN" w:bidi="ar"/>
-        </w:rPr>
-        <w:t>；</w:t>
-      </w:r>
-    </w:p>
-    <w:p>
-      <w:pPr>
-        <w:keepNext w:val="0"/>
-        <w:keepLines w:val="0"/>
-        <w:widowControl/>
-        <w:suppressLineNumbers w:val="0"/>
-        <w:ind w:firstLine="210" w:firstLineChars="100"/>
-        <w:jc w:val="left"/>
-        <w:rPr>
-          <w:rFonts w:hint="eastAsia" w:ascii="黑体" w:hAnsi="黑体" w:eastAsia="黑体" w:cs="黑体"/>
-          <w:b w:val="0"/>
-          <w:bCs w:val="0"/>
-          <w:sz w:val="21"/>
-          <w:szCs w:val="21"/>
-        </w:rPr>
-      </w:pPr>
-      <w:r>
-        <w:rPr>
-          <w:rFonts w:hint="eastAsia" w:ascii="黑体" w:hAnsi="黑体" w:eastAsia="黑体" w:cs="黑体"/>
-          <w:b w:val="0"/>
-          <w:bCs w:val="0"/>
-          <w:color w:val="000000"/>
-          <w:kern w:val="0"/>
-          <w:sz w:val="21"/>
-          <w:szCs w:val="21"/>
-          <w:lang w:val="en-US" w:eastAsia="zh-CN" w:bidi="ar"/>
-        </w:rPr>
-        <w:t>②读书学习是我们现阶段的基本任务，也是我们成就梦想的重要路径</w:t>
-      </w:r>
-      <w:r>
-        <w:rPr>
-          <w:rFonts w:hint="eastAsia" w:ascii="黑体" w:hAnsi="黑体" w:eastAsia="黑体" w:cs="黑体"/>
-          <w:b w:val="0"/>
-          <w:bCs w:val="0"/>
-          <w:color w:val="000000"/>
-          <w:kern w:val="0"/>
-          <w:sz w:val="21"/>
-          <w:szCs w:val="21"/>
-          <w:lang w:val="en-US" w:eastAsia="zh-CN" w:bidi="ar"/>
-        </w:rPr>
-        <w:t>；</w:t>
-      </w:r>
-    </w:p>
-    <w:p>
-      <w:pPr>
-        <w:keepNext w:val="0"/>
-        <w:keepLines w:val="0"/>
-        <w:widowControl/>
-        <w:suppressLineNumbers w:val="0"/>
-        <w:ind w:firstLine="210" w:firstLineChars="100"/>
-        <w:jc w:val="left"/>
-        <w:rPr>
-          <w:rFonts w:hint="eastAsia" w:ascii="黑体" w:hAnsi="黑体" w:eastAsia="黑体" w:cs="黑体"/>
-          <w:b w:val="0"/>
-          <w:bCs w:val="0"/>
-          <w:sz w:val="21"/>
-          <w:szCs w:val="21"/>
-        </w:rPr>
-      </w:pPr>
-      <w:r>
-        <w:rPr>
-          <w:rFonts w:hint="eastAsia" w:ascii="黑体" w:hAnsi="黑体" w:eastAsia="黑体" w:cs="黑体"/>
-          <w:b w:val="0"/>
-          <w:bCs w:val="0"/>
-          <w:color w:val="000000"/>
-          <w:kern w:val="0"/>
-          <w:sz w:val="21"/>
-          <w:szCs w:val="21"/>
-          <w:lang w:val="en-US" w:eastAsia="zh-CN" w:bidi="ar"/>
-        </w:rPr>
-        <w:t>③学习可以提升我们的思想品德和精神境界，增强能力，增长智慧</w:t>
-      </w:r>
-      <w:r>
-        <w:rPr>
-          <w:rFonts w:hint="eastAsia" w:ascii="黑体" w:hAnsi="黑体" w:eastAsia="黑体" w:cs="黑体"/>
-          <w:b w:val="0"/>
-          <w:bCs w:val="0"/>
-          <w:color w:val="000000"/>
-          <w:kern w:val="0"/>
-          <w:sz w:val="21"/>
-          <w:szCs w:val="21"/>
-          <w:lang w:val="en-US" w:eastAsia="zh-CN" w:bidi="ar"/>
-        </w:rPr>
-        <w:t>；</w:t>
-      </w:r>
-    </w:p>
-    <w:p>
-      <w:pPr>
-        <w:keepNext w:val="0"/>
-        <w:keepLines w:val="0"/>
-        <w:widowControl/>
-        <w:suppressLineNumbers w:val="0"/>
-        <w:ind w:firstLine="210" w:firstLineChars="100"/>
-        <w:jc w:val="left"/>
-        <w:rPr>
-          <w:rFonts w:hint="eastAsia" w:ascii="黑体" w:hAnsi="黑体" w:eastAsia="黑体" w:cs="黑体"/>
-          <w:b w:val="0"/>
-          <w:bCs w:val="0"/>
-          <w:sz w:val="21"/>
-          <w:szCs w:val="21"/>
-        </w:rPr>
-      </w:pPr>
-      <w:r>
-        <w:rPr>
-          <w:rFonts w:hint="eastAsia" w:ascii="黑体" w:hAnsi="黑体" w:eastAsia="黑体" w:cs="黑体"/>
-          <w:b w:val="0"/>
-          <w:bCs w:val="0"/>
-          <w:color w:val="000000"/>
-          <w:kern w:val="0"/>
-          <w:sz w:val="21"/>
-          <w:szCs w:val="21"/>
-          <w:lang w:val="en-US" w:eastAsia="zh-CN" w:bidi="ar"/>
-        </w:rPr>
-        <w:t>④学习不仅关乎个人的前途和命运，更关乎民族的未来和发展</w:t>
-      </w:r>
-      <w:r>
-        <w:rPr>
-          <w:rFonts w:hint="eastAsia" w:ascii="黑体" w:hAnsi="黑体" w:eastAsia="黑体" w:cs="黑体"/>
-          <w:b w:val="0"/>
-          <w:bCs w:val="0"/>
-          <w:color w:val="000000"/>
-          <w:kern w:val="0"/>
-          <w:sz w:val="21"/>
-          <w:szCs w:val="21"/>
-          <w:lang w:val="en-US" w:eastAsia="zh-CN" w:bidi="ar"/>
-        </w:rPr>
-        <w:t>；</w:t>
-      </w:r>
-    </w:p>
-    <w:p>
-      <w:pPr>
-        <w:keepNext w:val="0"/>
-        <w:keepLines w:val="0"/>
-        <w:widowControl/>
-        <w:suppressLineNumbers w:val="0"/>
-        <w:jc w:val="left"/>
-        <w:rPr>
-          <w:rFonts w:hint="eastAsia" w:ascii="黑体" w:hAnsi="黑体" w:eastAsia="黑体" w:cs="黑体"/>
-          <w:b w:val="0"/>
-          <w:bCs w:val="0"/>
-          <w:sz w:val="21"/>
-          <w:szCs w:val="21"/>
-        </w:rPr>
-      </w:pPr>
-      <w:r>
-        <w:rPr>
-          <w:rFonts w:hint="eastAsia" w:ascii="黑体" w:hAnsi="黑体" w:eastAsia="黑体" w:cs="黑体"/>
-          <w:b w:val="0"/>
-          <w:bCs w:val="0"/>
-          <w:color w:val="0070C0"/>
-          <w:kern w:val="0"/>
-          <w:sz w:val="21"/>
-          <w:szCs w:val="21"/>
-          <w:lang w:val="en-US" w:eastAsia="zh-CN" w:bidi="ar"/>
-        </w:rPr>
-        <w:t>2.</w:t>
-      </w:r>
-      <w:r>
-        <w:rPr>
-          <w:rFonts w:hint="eastAsia" w:ascii="黑体" w:hAnsi="黑体" w:eastAsia="黑体" w:cs="黑体"/>
-          <w:b w:val="0"/>
-          <w:bCs w:val="0"/>
-          <w:color w:val="0070C0"/>
-          <w:kern w:val="0"/>
-          <w:sz w:val="21"/>
-          <w:szCs w:val="21"/>
-          <w:lang w:val="en-US" w:eastAsia="zh-CN" w:bidi="ar"/>
-        </w:rPr>
-        <w:t>怎样努力学习，善于学习？</w:t>
-      </w:r>
-    </w:p>
-    <w:p>
-      <w:pPr>
-        <w:keepNext w:val="0"/>
-        <w:keepLines w:val="0"/>
-        <w:widowControl/>
-        <w:suppressLineNumbers w:val="0"/>
-        <w:ind w:firstLine="210" w:firstLineChars="100"/>
-        <w:jc w:val="left"/>
-        <w:rPr>
-          <w:rFonts w:hint="eastAsia" w:ascii="黑体" w:hAnsi="黑体" w:eastAsia="黑体" w:cs="黑体"/>
-          <w:b w:val="0"/>
-          <w:bCs w:val="0"/>
-          <w:sz w:val="21"/>
-          <w:szCs w:val="21"/>
-        </w:rPr>
-      </w:pPr>
-      <w:r>
-        <w:rPr>
-          <w:rFonts w:hint="eastAsia" w:ascii="黑体" w:hAnsi="黑体" w:eastAsia="黑体" w:cs="黑体"/>
-          <w:b w:val="0"/>
-          <w:bCs w:val="0"/>
-          <w:color w:val="000000"/>
-          <w:kern w:val="0"/>
-          <w:sz w:val="21"/>
-          <w:szCs w:val="21"/>
-          <w:lang w:val="en-US" w:eastAsia="zh-CN" w:bidi="ar"/>
-        </w:rPr>
-        <w:t>①保持对学习的兴趣</w:t>
-      </w:r>
-      <w:r>
-        <w:rPr>
-          <w:rFonts w:hint="eastAsia" w:ascii="黑体" w:hAnsi="黑体" w:eastAsia="黑体" w:cs="黑体"/>
-          <w:b w:val="0"/>
-          <w:bCs w:val="0"/>
-          <w:color w:val="000000"/>
-          <w:kern w:val="0"/>
-          <w:sz w:val="21"/>
-          <w:szCs w:val="21"/>
-          <w:lang w:val="en-US" w:eastAsia="zh-CN" w:bidi="ar"/>
-        </w:rPr>
-        <w:t>；</w:t>
-      </w:r>
-    </w:p>
-    <w:p>
-      <w:pPr>
-        <w:keepNext w:val="0"/>
-        <w:keepLines w:val="0"/>
-        <w:widowControl/>
-        <w:suppressLineNumbers w:val="0"/>
-        <w:ind w:firstLine="210" w:firstLineChars="100"/>
-        <w:jc w:val="left"/>
-        <w:rPr>
-          <w:rFonts w:hint="eastAsia" w:ascii="黑体" w:hAnsi="黑体" w:eastAsia="黑体" w:cs="黑体"/>
-          <w:b w:val="0"/>
-          <w:bCs w:val="0"/>
-          <w:sz w:val="21"/>
-          <w:szCs w:val="21"/>
-        </w:rPr>
-      </w:pPr>
-      <w:r>
-        <w:rPr>
-          <w:rFonts w:hint="eastAsia" w:ascii="黑体" w:hAnsi="黑体" w:eastAsia="黑体" w:cs="黑体"/>
-          <w:b w:val="0"/>
-          <w:bCs w:val="0"/>
-          <w:color w:val="000000"/>
-          <w:kern w:val="0"/>
-          <w:sz w:val="21"/>
-          <w:szCs w:val="21"/>
-          <w:lang w:val="en-US" w:eastAsia="zh-CN" w:bidi="ar"/>
-        </w:rPr>
-        <w:t>②养成良好的学习习惯</w:t>
-      </w:r>
-      <w:r>
-        <w:rPr>
-          <w:rFonts w:hint="eastAsia" w:ascii="黑体" w:hAnsi="黑体" w:eastAsia="黑体" w:cs="黑体"/>
-          <w:b w:val="0"/>
-          <w:bCs w:val="0"/>
-          <w:color w:val="000000"/>
-          <w:kern w:val="0"/>
-          <w:sz w:val="21"/>
-          <w:szCs w:val="21"/>
-          <w:lang w:val="en-US" w:eastAsia="zh-CN" w:bidi="ar"/>
-        </w:rPr>
-        <w:t>；</w:t>
-      </w:r>
-    </w:p>
-    <w:p>
-      <w:pPr>
-        <w:keepNext w:val="0"/>
-        <w:keepLines w:val="0"/>
-        <w:widowControl/>
-        <w:suppressLineNumbers w:val="0"/>
-        <w:ind w:firstLine="210" w:firstLineChars="100"/>
-        <w:jc w:val="left"/>
-        <w:rPr>
-          <w:rFonts w:hint="eastAsia" w:ascii="黑体" w:hAnsi="黑体" w:eastAsia="黑体" w:cs="黑体"/>
-          <w:b w:val="0"/>
-          <w:bCs w:val="0"/>
-          <w:sz w:val="21"/>
-          <w:szCs w:val="21"/>
-        </w:rPr>
-      </w:pPr>
-      <w:r>
-        <w:rPr>
-          <w:rFonts w:hint="eastAsia" w:ascii="黑体" w:hAnsi="黑体" w:eastAsia="黑体" w:cs="黑体"/>
-          <w:b w:val="0"/>
-          <w:bCs w:val="0"/>
-          <w:color w:val="000000"/>
-          <w:kern w:val="0"/>
-          <w:sz w:val="21"/>
-          <w:szCs w:val="21"/>
-          <w:lang w:val="en-US" w:eastAsia="zh-CN" w:bidi="ar"/>
-        </w:rPr>
-        <w:t>③掌握科学的学习方法</w:t>
-      </w:r>
-      <w:r>
-        <w:rPr>
-          <w:rFonts w:hint="eastAsia" w:ascii="黑体" w:hAnsi="黑体" w:eastAsia="黑体" w:cs="黑体"/>
-          <w:b w:val="0"/>
-          <w:bCs w:val="0"/>
-          <w:color w:val="000000"/>
-          <w:kern w:val="0"/>
-          <w:sz w:val="21"/>
-          <w:szCs w:val="21"/>
-          <w:lang w:val="en-US" w:eastAsia="zh-CN" w:bidi="ar"/>
-        </w:rPr>
-        <w:t>；</w:t>
+        <w:t>2.怎样努力学习，善于学习？</w:t>
+      </w:r>
+    </w:p>
+    <w:p>
+      <w:pPr>
+        <w:keepNext w:val="0"/>
+        <w:keepLines w:val="0"/>
+        <w:widowControl/>
+        <w:suppressLineNumbers w:val="0"/>
+        <w:ind w:firstLine="210" w:firstLineChars="100"/>
+        <w:jc w:val="left"/>
+        <w:rPr>
+          <w:rFonts w:hint="eastAsia" w:ascii="黑体" w:hAnsi="黑体" w:eastAsia="黑体" w:cs="黑体"/>
+          <w:b w:val="0"/>
+          <w:bCs w:val="0"/>
+          <w:sz w:val="21"/>
+          <w:szCs w:val="21"/>
+        </w:rPr>
+      </w:pPr>
+      <w:r>
+        <w:rPr>
+          <w:rFonts w:hint="eastAsia" w:ascii="黑体" w:hAnsi="黑体" w:eastAsia="黑体" w:cs="黑体"/>
+          <w:b w:val="0"/>
+          <w:bCs w:val="0"/>
+          <w:color w:val="000000"/>
+          <w:kern w:val="0"/>
+          <w:sz w:val="21"/>
+          <w:szCs w:val="21"/>
+          <w:lang w:val="en-US" w:eastAsia="zh-CN" w:bidi="ar"/>
+        </w:rPr>
+        <w:t>①保持对学习的兴趣；</w:t>
+      </w:r>
+    </w:p>
+    <w:p>
+      <w:pPr>
+        <w:keepNext w:val="0"/>
+        <w:keepLines w:val="0"/>
+        <w:widowControl/>
+        <w:suppressLineNumbers w:val="0"/>
+        <w:ind w:firstLine="210" w:firstLineChars="100"/>
+        <w:jc w:val="left"/>
+        <w:rPr>
+          <w:rFonts w:hint="eastAsia" w:ascii="黑体" w:hAnsi="黑体" w:eastAsia="黑体" w:cs="黑体"/>
+          <w:b w:val="0"/>
+          <w:bCs w:val="0"/>
+          <w:sz w:val="21"/>
+          <w:szCs w:val="21"/>
+        </w:rPr>
+      </w:pPr>
+      <w:r>
+        <w:rPr>
+          <w:rFonts w:hint="eastAsia" w:ascii="黑体" w:hAnsi="黑体" w:eastAsia="黑体" w:cs="黑体"/>
+          <w:b w:val="0"/>
+          <w:bCs w:val="0"/>
+          <w:color w:val="000000"/>
+          <w:kern w:val="0"/>
+          <w:sz w:val="21"/>
+          <w:szCs w:val="21"/>
+          <w:lang w:val="en-US" w:eastAsia="zh-CN" w:bidi="ar"/>
+        </w:rPr>
+        <w:t>②养成良好的学习习惯；</w:t>
+      </w:r>
+    </w:p>
+    <w:p>
+      <w:pPr>
+        <w:keepNext w:val="0"/>
+        <w:keepLines w:val="0"/>
+        <w:widowControl/>
+        <w:suppressLineNumbers w:val="0"/>
+        <w:ind w:firstLine="210" w:firstLineChars="100"/>
+        <w:jc w:val="left"/>
+        <w:rPr>
+          <w:rFonts w:hint="eastAsia" w:ascii="黑体" w:hAnsi="黑体" w:eastAsia="黑体" w:cs="黑体"/>
+          <w:b w:val="0"/>
+          <w:bCs w:val="0"/>
+          <w:sz w:val="21"/>
+          <w:szCs w:val="21"/>
+        </w:rPr>
+      </w:pPr>
+      <w:r>
+        <w:rPr>
+          <w:rFonts w:hint="eastAsia" w:ascii="黑体" w:hAnsi="黑体" w:eastAsia="黑体" w:cs="黑体"/>
+          <w:b w:val="0"/>
+          <w:bCs w:val="0"/>
+          <w:color w:val="000000"/>
+          <w:kern w:val="0"/>
+          <w:sz w:val="21"/>
+          <w:szCs w:val="21"/>
+          <w:lang w:val="en-US" w:eastAsia="zh-CN" w:bidi="ar"/>
+        </w:rPr>
+        <w:t>③掌握科学的学习方法；</w:t>
       </w:r>
     </w:p>
     <w:p>
@@ -2508,72 +2202,7 @@
           <w:szCs w:val="21"/>
           <w:lang w:val="en-US" w:eastAsia="zh-CN" w:bidi="ar"/>
         </w:rPr>
-        <w:t>2.</w:t>
-      </w:r>
-      <w:r>
-        <w:rPr>
-          <w:rFonts w:hint="eastAsia" w:ascii="黑体" w:hAnsi="黑体" w:eastAsia="黑体" w:cs="黑体"/>
-          <w:b w:val="0"/>
-          <w:bCs w:val="0"/>
-          <w:color w:val="0070C0"/>
-          <w:kern w:val="0"/>
-          <w:sz w:val="21"/>
-          <w:szCs w:val="21"/>
-          <w:lang w:val="en-US" w:eastAsia="zh-CN" w:bidi="ar"/>
-        </w:rPr>
-        <w:t>家的重要性</w:t>
-      </w:r>
-      <w:r>
-        <w:rPr>
-          <w:rFonts w:hint="eastAsia" w:ascii="黑体" w:hAnsi="黑体" w:eastAsia="黑体" w:cs="黑体"/>
-          <w:b w:val="0"/>
-          <w:bCs w:val="0"/>
-          <w:color w:val="0070C0"/>
-          <w:kern w:val="0"/>
-          <w:sz w:val="21"/>
-          <w:szCs w:val="21"/>
-          <w:lang w:val="en-US" w:eastAsia="zh-CN" w:bidi="ar"/>
-        </w:rPr>
-        <w:t>/</w:t>
-      </w:r>
-      <w:r>
-        <w:rPr>
-          <w:rFonts w:hint="eastAsia" w:ascii="黑体" w:hAnsi="黑体" w:eastAsia="黑体" w:cs="黑体"/>
-          <w:b w:val="0"/>
-          <w:bCs w:val="0"/>
-          <w:color w:val="0070C0"/>
-          <w:kern w:val="0"/>
-          <w:sz w:val="21"/>
-          <w:szCs w:val="21"/>
-          <w:lang w:val="en-US" w:eastAsia="zh-CN" w:bidi="ar"/>
-        </w:rPr>
-        <w:t>意义</w:t>
-      </w:r>
-      <w:r>
-        <w:rPr>
-          <w:rFonts w:hint="eastAsia" w:ascii="黑体" w:hAnsi="黑体" w:eastAsia="黑体" w:cs="黑体"/>
-          <w:b w:val="0"/>
-          <w:bCs w:val="0"/>
-          <w:color w:val="0070C0"/>
-          <w:kern w:val="0"/>
-          <w:sz w:val="21"/>
-          <w:szCs w:val="21"/>
-          <w:lang w:val="en-US" w:eastAsia="zh-CN" w:bidi="ar"/>
-        </w:rPr>
-        <w:t>/</w:t>
-      </w:r>
-      <w:r>
-        <w:rPr>
-          <w:rFonts w:hint="eastAsia" w:ascii="黑体" w:hAnsi="黑体" w:eastAsia="黑体" w:cs="黑体"/>
-          <w:b w:val="0"/>
-          <w:bCs w:val="0"/>
-          <w:color w:val="0070C0"/>
-          <w:kern w:val="0"/>
-          <w:sz w:val="21"/>
-          <w:szCs w:val="21"/>
-          <w:lang w:val="en-US" w:eastAsia="zh-CN" w:bidi="ar"/>
-        </w:rPr>
-        <w:t xml:space="preserve">对个人成长的作用？ </w:t>
+        <w:t xml:space="preserve">2.家的重要性/意义/对个人成长的作用？ </w:t>
       </w:r>
     </w:p>
     <w:p>
@@ -3014,8 +2643,84 @@
           <w:szCs w:val="21"/>
           <w:lang w:val="en-US" w:eastAsia="zh-CN" w:bidi="ar"/>
         </w:rPr>
-        <w:t>2.</w:t>
-      </w:r>
+        <w:t>2.如何化解矛盾？</w:t>
+      </w:r>
+    </w:p>
+    <w:p>
+      <w:pPr>
+        <w:keepNext w:val="0"/>
+        <w:keepLines w:val="0"/>
+        <w:widowControl/>
+        <w:suppressLineNumbers w:val="0"/>
+        <w:ind w:firstLine="210" w:firstLineChars="100"/>
+        <w:jc w:val="left"/>
+        <w:rPr>
+          <w:rFonts w:hint="eastAsia" w:ascii="黑体" w:hAnsi="黑体" w:eastAsia="黑体" w:cs="黑体"/>
+          <w:b w:val="0"/>
+          <w:bCs w:val="0"/>
+          <w:sz w:val="21"/>
+          <w:szCs w:val="21"/>
+        </w:rPr>
+      </w:pPr>
+      <w:r>
+        <w:rPr>
+          <w:rFonts w:hint="eastAsia" w:ascii="黑体" w:hAnsi="黑体" w:eastAsia="黑体" w:cs="黑体"/>
+          <w:b w:val="0"/>
+          <w:bCs w:val="0"/>
+          <w:color w:val="000000"/>
+          <w:kern w:val="0"/>
+          <w:sz w:val="21"/>
+          <w:szCs w:val="21"/>
+          <w:lang w:val="en-US" w:eastAsia="zh-CN" w:bidi="ar"/>
+        </w:rPr>
+        <w:t>A:家庭成员要以彼此尊重为前提进行沟通和交流；</w:t>
+      </w:r>
+    </w:p>
+    <w:p>
+      <w:pPr>
+        <w:keepNext w:val="0"/>
+        <w:keepLines w:val="0"/>
+        <w:widowControl/>
+        <w:suppressLineNumbers w:val="0"/>
+        <w:ind w:firstLine="210" w:firstLineChars="100"/>
+        <w:jc w:val="left"/>
+        <w:rPr>
+          <w:rFonts w:hint="eastAsia" w:ascii="黑体" w:hAnsi="黑体" w:eastAsia="黑体" w:cs="黑体"/>
+          <w:b w:val="0"/>
+          <w:bCs w:val="0"/>
+          <w:sz w:val="21"/>
+          <w:szCs w:val="21"/>
+        </w:rPr>
+      </w:pPr>
+      <w:r>
+        <w:rPr>
+          <w:rFonts w:hint="eastAsia" w:ascii="黑体" w:hAnsi="黑体" w:eastAsia="黑体" w:cs="黑体"/>
+          <w:b w:val="0"/>
+          <w:bCs w:val="0"/>
+          <w:color w:val="000000"/>
+          <w:kern w:val="0"/>
+          <w:sz w:val="21"/>
+          <w:szCs w:val="21"/>
+          <w:lang w:val="en-US" w:eastAsia="zh-CN" w:bidi="ar"/>
+        </w:rPr>
+        <w:t>B:要学会换位思考，有事多商量。</w:t>
+      </w:r>
+    </w:p>
+    <w:p>
+      <w:pPr>
+        <w:keepNext w:val="0"/>
+        <w:keepLines w:val="0"/>
+        <w:widowControl/>
+        <w:suppressLineNumbers w:val="0"/>
+        <w:jc w:val="left"/>
+        <w:rPr>
+          <w:rFonts w:hint="eastAsia" w:ascii="黑体" w:hAnsi="黑体" w:eastAsia="黑体" w:cs="黑体"/>
+          <w:b w:val="0"/>
+          <w:bCs w:val="0"/>
+          <w:sz w:val="21"/>
+          <w:szCs w:val="21"/>
+        </w:rPr>
+      </w:pPr>
       <w:r>
         <w:rPr>
           <w:rFonts w:hint="eastAsia" w:ascii="黑体" w:hAnsi="黑体" w:eastAsia="黑体" w:cs="黑体"/>
@@ -3027,67 +2732,67 @@
           <w:szCs w:val="21"/>
           <w:lang w:val="en-US" w:eastAsia="zh-CN" w:bidi="ar"/>
         </w:rPr>
-        <w:t>如何化解矛盾？</w:t>
-      </w:r>
-    </w:p>
-    <w:p>
-      <w:pPr>
-        <w:keepNext w:val="0"/>
-        <w:keepLines w:val="0"/>
-        <w:widowControl/>
-        <w:suppressLineNumbers w:val="0"/>
-        <w:ind w:firstLine="210" w:firstLineChars="100"/>
-        <w:jc w:val="left"/>
-        <w:rPr>
-          <w:rFonts w:hint="eastAsia" w:ascii="黑体" w:hAnsi="黑体" w:eastAsia="黑体" w:cs="黑体"/>
-          <w:b w:val="0"/>
-          <w:bCs w:val="0"/>
-          <w:sz w:val="21"/>
-          <w:szCs w:val="21"/>
-        </w:rPr>
-      </w:pPr>
-      <w:r>
-        <w:rPr>
-          <w:rFonts w:hint="eastAsia" w:ascii="黑体" w:hAnsi="黑体" w:eastAsia="黑体" w:cs="黑体"/>
-          <w:b w:val="0"/>
-          <w:bCs w:val="0"/>
-          <w:color w:val="000000"/>
-          <w:kern w:val="0"/>
-          <w:sz w:val="21"/>
-          <w:szCs w:val="21"/>
-          <w:lang w:val="en-US" w:eastAsia="zh-CN" w:bidi="ar"/>
-        </w:rPr>
-        <w:t>A:家庭成员要以彼此尊重为前提进行沟通和交流；</w:t>
-      </w:r>
-    </w:p>
-    <w:p>
-      <w:pPr>
-        <w:keepNext w:val="0"/>
-        <w:keepLines w:val="0"/>
-        <w:widowControl/>
-        <w:suppressLineNumbers w:val="0"/>
-        <w:ind w:firstLine="210" w:firstLineChars="100"/>
-        <w:jc w:val="left"/>
-        <w:rPr>
-          <w:rFonts w:hint="eastAsia" w:ascii="黑体" w:hAnsi="黑体" w:eastAsia="黑体" w:cs="黑体"/>
-          <w:b w:val="0"/>
-          <w:bCs w:val="0"/>
-          <w:sz w:val="21"/>
-          <w:szCs w:val="21"/>
-        </w:rPr>
-      </w:pPr>
-      <w:r>
-        <w:rPr>
-          <w:rFonts w:hint="eastAsia" w:ascii="黑体" w:hAnsi="黑体" w:eastAsia="黑体" w:cs="黑体"/>
-          <w:b w:val="0"/>
-          <w:bCs w:val="0"/>
-          <w:color w:val="000000"/>
-          <w:kern w:val="0"/>
-          <w:sz w:val="21"/>
-          <w:szCs w:val="21"/>
-          <w:lang w:val="en-US" w:eastAsia="zh-CN" w:bidi="ar"/>
-        </w:rPr>
-        <w:t>B:要学会换位思考，有事多商量。</w:t>
+        <w:t>3.为什么要做到孝亲敬老？</w:t>
+      </w:r>
+    </w:p>
+    <w:p>
+      <w:pPr>
+        <w:keepNext w:val="0"/>
+        <w:keepLines w:val="0"/>
+        <w:widowControl/>
+        <w:suppressLineNumbers w:val="0"/>
+        <w:ind w:firstLine="210" w:firstLineChars="100"/>
+        <w:jc w:val="left"/>
+        <w:rPr>
+          <w:rFonts w:hint="eastAsia" w:ascii="黑体" w:hAnsi="黑体" w:eastAsia="黑体" w:cs="黑体"/>
+          <w:b w:val="0"/>
+          <w:bCs w:val="0"/>
+          <w:sz w:val="21"/>
+          <w:szCs w:val="21"/>
+        </w:rPr>
+      </w:pPr>
+      <w:r>
+        <w:rPr>
+          <w:rFonts w:hint="eastAsia" w:ascii="黑体" w:hAnsi="黑体" w:eastAsia="黑体" w:cs="黑体"/>
+          <w:b w:val="0"/>
+          <w:bCs w:val="0"/>
+          <w:color w:val="000000"/>
+          <w:kern w:val="0"/>
+          <w:sz w:val="21"/>
+          <w:szCs w:val="21"/>
+          <w:lang w:val="en-US" w:eastAsia="zh-CN" w:bidi="ar"/>
+        </w:rPr>
+        <w:t>A:是中华民族的传统美德；</w:t>
+      </w:r>
+    </w:p>
+    <w:p>
+      <w:pPr>
+        <w:keepNext w:val="0"/>
+        <w:keepLines w:val="0"/>
+        <w:widowControl/>
+        <w:suppressLineNumbers w:val="0"/>
+        <w:ind w:firstLine="210" w:firstLineChars="100"/>
+        <w:jc w:val="left"/>
+        <w:rPr>
+          <w:rFonts w:hint="eastAsia" w:ascii="黑体" w:hAnsi="黑体" w:eastAsia="黑体" w:cs="黑体"/>
+          <w:b w:val="0"/>
+          <w:bCs w:val="0"/>
+          <w:sz w:val="21"/>
+          <w:szCs w:val="21"/>
+        </w:rPr>
+      </w:pPr>
+      <w:r>
+        <w:rPr>
+          <w:rFonts w:hint="eastAsia" w:ascii="黑体" w:hAnsi="黑体" w:eastAsia="黑体" w:cs="黑体"/>
+          <w:b w:val="0"/>
+          <w:bCs w:val="0"/>
+          <w:color w:val="000000"/>
+          <w:kern w:val="0"/>
+          <w:sz w:val="21"/>
+          <w:szCs w:val="21"/>
+          <w:lang w:val="en-US" w:eastAsia="zh-CN" w:bidi="ar"/>
+        </w:rPr>
+        <w:t>B:是公民的法定义务。</w:t>
       </w:r>
     </w:p>
     <w:p>
@@ -3116,8 +2821,144 @@
           <w:szCs w:val="21"/>
           <w:lang w:val="en-US" w:eastAsia="zh-CN" w:bidi="ar"/>
         </w:rPr>
-        <w:t>3.</w:t>
-      </w:r>
+        <w:t>4.如何传承中华民族传统家庭美德？</w:t>
+      </w:r>
+    </w:p>
+    <w:p>
+      <w:pPr>
+        <w:keepNext w:val="0"/>
+        <w:keepLines w:val="0"/>
+        <w:widowControl/>
+        <w:suppressLineNumbers w:val="0"/>
+        <w:ind w:firstLine="210" w:firstLineChars="100"/>
+        <w:jc w:val="left"/>
+        <w:rPr>
+          <w:rFonts w:hint="eastAsia" w:ascii="黑体" w:hAnsi="黑体" w:eastAsia="黑体" w:cs="黑体"/>
+          <w:b w:val="0"/>
+          <w:bCs w:val="0"/>
+          <w:sz w:val="21"/>
+          <w:szCs w:val="21"/>
+        </w:rPr>
+      </w:pPr>
+      <w:r>
+        <w:rPr>
+          <w:rFonts w:hint="eastAsia" w:ascii="黑体" w:hAnsi="黑体" w:eastAsia="黑体" w:cs="黑体"/>
+          <w:b w:val="0"/>
+          <w:bCs w:val="0"/>
+          <w:color w:val="000000"/>
+          <w:kern w:val="0"/>
+          <w:sz w:val="21"/>
+          <w:szCs w:val="21"/>
+          <w:lang w:val="en-US" w:eastAsia="zh-CN" w:bidi="ar"/>
+        </w:rPr>
+        <w:t>家庭是道德养成的起点，我们应该：</w:t>
+      </w:r>
+    </w:p>
+    <w:p>
+      <w:pPr>
+        <w:keepNext w:val="0"/>
+        <w:keepLines w:val="0"/>
+        <w:widowControl/>
+        <w:suppressLineNumbers w:val="0"/>
+        <w:ind w:firstLine="210" w:firstLineChars="100"/>
+        <w:jc w:val="left"/>
+        <w:rPr>
+          <w:rFonts w:hint="eastAsia" w:ascii="黑体" w:hAnsi="黑体" w:eastAsia="黑体" w:cs="黑体"/>
+          <w:b w:val="0"/>
+          <w:bCs w:val="0"/>
+          <w:sz w:val="21"/>
+          <w:szCs w:val="21"/>
+        </w:rPr>
+      </w:pPr>
+      <w:r>
+        <w:rPr>
+          <w:rFonts w:hint="eastAsia" w:ascii="黑体" w:hAnsi="黑体" w:eastAsia="黑体" w:cs="黑体"/>
+          <w:b w:val="0"/>
+          <w:bCs w:val="0"/>
+          <w:color w:val="000000"/>
+          <w:kern w:val="0"/>
+          <w:sz w:val="21"/>
+          <w:szCs w:val="21"/>
+          <w:lang w:val="en-US" w:eastAsia="zh-CN" w:bidi="ar"/>
+        </w:rPr>
+        <w:t xml:space="preserve">①培育和弘扬社会主义核心价值观； </w:t>
+      </w:r>
+    </w:p>
+    <w:p>
+      <w:pPr>
+        <w:keepNext w:val="0"/>
+        <w:keepLines w:val="0"/>
+        <w:widowControl/>
+        <w:suppressLineNumbers w:val="0"/>
+        <w:ind w:firstLine="210" w:firstLineChars="100"/>
+        <w:jc w:val="left"/>
+        <w:rPr>
+          <w:rFonts w:hint="eastAsia" w:ascii="黑体" w:hAnsi="黑体" w:eastAsia="黑体" w:cs="黑体"/>
+          <w:b w:val="0"/>
+          <w:bCs w:val="0"/>
+          <w:sz w:val="21"/>
+          <w:szCs w:val="21"/>
+        </w:rPr>
+      </w:pPr>
+      <w:r>
+        <w:rPr>
+          <w:rFonts w:hint="eastAsia" w:ascii="黑体" w:hAnsi="黑体" w:eastAsia="黑体" w:cs="黑体"/>
+          <w:b w:val="0"/>
+          <w:bCs w:val="0"/>
+          <w:color w:val="000000"/>
+          <w:kern w:val="0"/>
+          <w:sz w:val="21"/>
+          <w:szCs w:val="21"/>
+          <w:lang w:val="en-US" w:eastAsia="zh-CN" w:bidi="ar"/>
+        </w:rPr>
+        <w:t>②发扬光大尊老爱幼、勤俭持家、知书达礼、遵纪守法等中华民族传统家庭美德；</w:t>
+      </w:r>
+    </w:p>
+    <w:p>
+      <w:pPr>
+        <w:keepNext w:val="0"/>
+        <w:keepLines w:val="0"/>
+        <w:widowControl/>
+        <w:suppressLineNumbers w:val="0"/>
+        <w:ind w:firstLine="210" w:firstLineChars="100"/>
+        <w:jc w:val="left"/>
+        <w:rPr>
+          <w:rFonts w:hint="eastAsia" w:ascii="黑体" w:hAnsi="黑体" w:eastAsia="黑体" w:cs="黑体"/>
+          <w:b w:val="0"/>
+          <w:bCs w:val="0"/>
+          <w:sz w:val="21"/>
+          <w:szCs w:val="21"/>
+        </w:rPr>
+      </w:pPr>
+      <w:r>
+        <w:rPr>
+          <w:rFonts w:hint="eastAsia" w:ascii="黑体" w:hAnsi="黑体" w:eastAsia="黑体" w:cs="黑体"/>
+          <w:b w:val="0"/>
+          <w:bCs w:val="0"/>
+          <w:color w:val="000000"/>
+          <w:kern w:val="0"/>
+          <w:sz w:val="21"/>
+          <w:szCs w:val="21"/>
+          <w:lang w:val="en-US" w:eastAsia="zh-CN" w:bidi="ar"/>
+        </w:rPr>
+        <w:t xml:space="preserve">③推动形成爱国爱家、相亲相爱、向上向善、共建共享的社会主义家庭文明新风尚。 </w:t>
+      </w:r>
+    </w:p>
+    <w:p>
+      <w:pPr>
+        <w:keepNext w:val="0"/>
+        <w:keepLines w:val="0"/>
+        <w:widowControl/>
+        <w:suppressLineNumbers w:val="0"/>
+        <w:jc w:val="left"/>
+        <w:rPr>
+          <w:rFonts w:hint="eastAsia" w:ascii="黑体" w:hAnsi="黑体" w:eastAsia="黑体" w:cs="黑体"/>
+          <w:b w:val="0"/>
+          <w:bCs w:val="0"/>
+          <w:sz w:val="21"/>
+          <w:szCs w:val="21"/>
+        </w:rPr>
+      </w:pPr>
       <w:r>
         <w:rPr>
           <w:rFonts w:hint="eastAsia" w:ascii="黑体" w:hAnsi="黑体" w:eastAsia="黑体" w:cs="黑体"/>
@@ -3129,271 +2970,7 @@
           <w:szCs w:val="21"/>
           <w:lang w:val="en-US" w:eastAsia="zh-CN" w:bidi="ar"/>
         </w:rPr>
-        <w:t>为什么要做到孝亲敬老？</w:t>
-      </w:r>
-    </w:p>
-    <w:p>
-      <w:pPr>
-        <w:keepNext w:val="0"/>
-        <w:keepLines w:val="0"/>
-        <w:widowControl/>
-        <w:suppressLineNumbers w:val="0"/>
-        <w:ind w:firstLine="210" w:firstLineChars="100"/>
-        <w:jc w:val="left"/>
-        <w:rPr>
-          <w:rFonts w:hint="eastAsia" w:ascii="黑体" w:hAnsi="黑体" w:eastAsia="黑体" w:cs="黑体"/>
-          <w:b w:val="0"/>
-          <w:bCs w:val="0"/>
-          <w:sz w:val="21"/>
-          <w:szCs w:val="21"/>
-        </w:rPr>
-      </w:pPr>
-      <w:r>
-        <w:rPr>
-          <w:rFonts w:hint="eastAsia" w:ascii="黑体" w:hAnsi="黑体" w:eastAsia="黑体" w:cs="黑体"/>
-          <w:b w:val="0"/>
-          <w:bCs w:val="0"/>
-          <w:color w:val="000000"/>
-          <w:kern w:val="0"/>
-          <w:sz w:val="21"/>
-          <w:szCs w:val="21"/>
-          <w:lang w:val="en-US" w:eastAsia="zh-CN" w:bidi="ar"/>
-        </w:rPr>
-        <w:t>A:是中华民族的传统美德；</w:t>
-      </w:r>
-    </w:p>
-    <w:p>
-      <w:pPr>
-        <w:keepNext w:val="0"/>
-        <w:keepLines w:val="0"/>
-        <w:widowControl/>
-        <w:suppressLineNumbers w:val="0"/>
-        <w:ind w:firstLine="210" w:firstLineChars="100"/>
-        <w:jc w:val="left"/>
-        <w:rPr>
-          <w:rFonts w:hint="eastAsia" w:ascii="黑体" w:hAnsi="黑体" w:eastAsia="黑体" w:cs="黑体"/>
-          <w:b w:val="0"/>
-          <w:bCs w:val="0"/>
-          <w:sz w:val="21"/>
-          <w:szCs w:val="21"/>
-        </w:rPr>
-      </w:pPr>
-      <w:r>
-        <w:rPr>
-          <w:rFonts w:hint="eastAsia" w:ascii="黑体" w:hAnsi="黑体" w:eastAsia="黑体" w:cs="黑体"/>
-          <w:b w:val="0"/>
-          <w:bCs w:val="0"/>
-          <w:color w:val="000000"/>
-          <w:kern w:val="0"/>
-          <w:sz w:val="21"/>
-          <w:szCs w:val="21"/>
-          <w:lang w:val="en-US" w:eastAsia="zh-CN" w:bidi="ar"/>
-        </w:rPr>
-        <w:t>B:是公民的法定义务。</w:t>
-      </w:r>
-    </w:p>
-    <w:p>
-      <w:pPr>
-        <w:keepNext w:val="0"/>
-        <w:keepLines w:val="0"/>
-        <w:widowControl/>
-        <w:suppressLineNumbers w:val="0"/>
-        <w:jc w:val="left"/>
-        <w:rPr>
-          <w:rFonts w:hint="eastAsia" w:ascii="黑体" w:hAnsi="黑体" w:eastAsia="黑体" w:cs="黑体"/>
-          <w:b w:val="0"/>
-          <w:bCs w:val="0"/>
-          <w:sz w:val="21"/>
-          <w:szCs w:val="21"/>
-        </w:rPr>
-      </w:pPr>
-      <w:r>
-        <w:rPr>
-          <w:rFonts w:hint="eastAsia" w:ascii="黑体" w:hAnsi="黑体" w:eastAsia="黑体" w:cs="黑体"/>
-          <w:b w:val="0"/>
-          <w:bCs w:val="0"/>
-          <w:color w:val="0070C0"/>
-          <w:kern w:val="0"/>
-          <w:sz w:val="21"/>
-          <w:szCs w:val="21"/>
-          <w:lang w:val="en-US" w:eastAsia="zh-CN" w:bidi="ar"/>
-        </w:rPr>
-        <w:t>4.</w:t>
-      </w:r>
-      <w:r>
-        <w:rPr>
-          <w:rFonts w:hint="eastAsia" w:ascii="黑体" w:hAnsi="黑体" w:eastAsia="黑体" w:cs="黑体"/>
-          <w:b w:val="0"/>
-          <w:bCs w:val="0"/>
-          <w:color w:val="0070C0"/>
-          <w:kern w:val="0"/>
-          <w:sz w:val="21"/>
-          <w:szCs w:val="21"/>
-          <w:lang w:val="en-US" w:eastAsia="zh-CN" w:bidi="ar"/>
-        </w:rPr>
-        <w:t>如何传承中华民族传统家庭美德？</w:t>
-      </w:r>
-    </w:p>
-    <w:p>
-      <w:pPr>
-        <w:keepNext w:val="0"/>
-        <w:keepLines w:val="0"/>
-        <w:widowControl/>
-        <w:suppressLineNumbers w:val="0"/>
-        <w:ind w:firstLine="210" w:firstLineChars="100"/>
-        <w:jc w:val="left"/>
-        <w:rPr>
-          <w:rFonts w:hint="eastAsia" w:ascii="黑体" w:hAnsi="黑体" w:eastAsia="黑体" w:cs="黑体"/>
-          <w:b w:val="0"/>
-          <w:bCs w:val="0"/>
-          <w:sz w:val="21"/>
-          <w:szCs w:val="21"/>
-        </w:rPr>
-      </w:pPr>
-      <w:r>
-        <w:rPr>
-          <w:rFonts w:hint="eastAsia" w:ascii="黑体" w:hAnsi="黑体" w:eastAsia="黑体" w:cs="黑体"/>
-          <w:b w:val="0"/>
-          <w:bCs w:val="0"/>
-          <w:color w:val="000000"/>
-          <w:kern w:val="0"/>
-          <w:sz w:val="21"/>
-          <w:szCs w:val="21"/>
-          <w:lang w:val="en-US" w:eastAsia="zh-CN" w:bidi="ar"/>
-        </w:rPr>
-        <w:t>家庭是道德养成的起点，我们应该：</w:t>
-      </w:r>
-    </w:p>
-    <w:p>
-      <w:pPr>
-        <w:keepNext w:val="0"/>
-        <w:keepLines w:val="0"/>
-        <w:widowControl/>
-        <w:suppressLineNumbers w:val="0"/>
-        <w:ind w:firstLine="210" w:firstLineChars="100"/>
-        <w:jc w:val="left"/>
-        <w:rPr>
-          <w:rFonts w:hint="eastAsia" w:ascii="黑体" w:hAnsi="黑体" w:eastAsia="黑体" w:cs="黑体"/>
-          <w:b w:val="0"/>
-          <w:bCs w:val="0"/>
-          <w:sz w:val="21"/>
-          <w:szCs w:val="21"/>
-        </w:rPr>
-      </w:pPr>
-      <w:r>
-        <w:rPr>
-          <w:rFonts w:hint="eastAsia" w:ascii="黑体" w:hAnsi="黑体" w:eastAsia="黑体" w:cs="黑体"/>
-          <w:b w:val="0"/>
-          <w:bCs w:val="0"/>
-          <w:color w:val="000000"/>
-          <w:kern w:val="0"/>
-          <w:sz w:val="21"/>
-          <w:szCs w:val="21"/>
-          <w:lang w:val="en-US" w:eastAsia="zh-CN" w:bidi="ar"/>
-        </w:rPr>
-        <w:t xml:space="preserve">①培育和弘扬社会主义核心价值观； </w:t>
-      </w:r>
-    </w:p>
-    <w:p>
-      <w:pPr>
-        <w:keepNext w:val="0"/>
-        <w:keepLines w:val="0"/>
-        <w:widowControl/>
-        <w:suppressLineNumbers w:val="0"/>
-        <w:ind w:firstLine="210" w:firstLineChars="100"/>
-        <w:jc w:val="left"/>
-        <w:rPr>
-          <w:rFonts w:hint="eastAsia" w:ascii="黑体" w:hAnsi="黑体" w:eastAsia="黑体" w:cs="黑体"/>
-          <w:b w:val="0"/>
-          <w:bCs w:val="0"/>
-          <w:sz w:val="21"/>
-          <w:szCs w:val="21"/>
-        </w:rPr>
-      </w:pPr>
-      <w:r>
-        <w:rPr>
-          <w:rFonts w:hint="eastAsia" w:ascii="黑体" w:hAnsi="黑体" w:eastAsia="黑体" w:cs="黑体"/>
-          <w:b w:val="0"/>
-          <w:bCs w:val="0"/>
-          <w:color w:val="000000"/>
-          <w:kern w:val="0"/>
-          <w:sz w:val="21"/>
-          <w:szCs w:val="21"/>
-          <w:lang w:val="en-US" w:eastAsia="zh-CN" w:bidi="ar"/>
-        </w:rPr>
-        <w:t>②发扬光大尊老爱幼、勤俭持家、知书达礼、遵纪守法等中华民族传统家庭美德；</w:t>
-      </w:r>
-    </w:p>
-    <w:p>
-      <w:pPr>
-        <w:keepNext w:val="0"/>
-        <w:keepLines w:val="0"/>
-        <w:widowControl/>
-        <w:suppressLineNumbers w:val="0"/>
-        <w:ind w:firstLine="210" w:firstLineChars="100"/>
-        <w:jc w:val="left"/>
-        <w:rPr>
-          <w:rFonts w:hint="eastAsia" w:ascii="黑体" w:hAnsi="黑体" w:eastAsia="黑体" w:cs="黑体"/>
-          <w:b w:val="0"/>
-          <w:bCs w:val="0"/>
-          <w:sz w:val="21"/>
-          <w:szCs w:val="21"/>
-        </w:rPr>
-      </w:pPr>
-      <w:r>
-        <w:rPr>
-          <w:rFonts w:hint="eastAsia" w:ascii="黑体" w:hAnsi="黑体" w:eastAsia="黑体" w:cs="黑体"/>
-          <w:b w:val="0"/>
-          <w:bCs w:val="0"/>
-          <w:color w:val="000000"/>
-          <w:kern w:val="0"/>
-          <w:sz w:val="21"/>
-          <w:szCs w:val="21"/>
-          <w:lang w:val="en-US" w:eastAsia="zh-CN" w:bidi="ar"/>
-        </w:rPr>
-        <w:t xml:space="preserve">③推动形成爱国爱家、相亲相爱、向上向善、共建共享的社会主义家庭文明新风尚。 </w:t>
-      </w:r>
-    </w:p>
-    <w:p>
-      <w:pPr>
-        <w:keepNext w:val="0"/>
-        <w:keepLines w:val="0"/>
-        <w:widowControl/>
-        <w:suppressLineNumbers w:val="0"/>
-        <w:jc w:val="left"/>
-        <w:rPr>
-          <w:rFonts w:hint="eastAsia" w:ascii="黑体" w:hAnsi="黑体" w:eastAsia="黑体" w:cs="黑体"/>
-          <w:b w:val="0"/>
-          <w:bCs w:val="0"/>
-          <w:sz w:val="21"/>
-          <w:szCs w:val="21"/>
-        </w:rPr>
-      </w:pPr>
-      <w:r>
-        <w:rPr>
-          <w:rFonts w:hint="eastAsia" w:ascii="黑体" w:hAnsi="黑体" w:eastAsia="黑体" w:cs="黑体"/>
-          <w:b w:val="0"/>
-          <w:bCs w:val="0"/>
-          <w:color w:val="0070C0"/>
-          <w:kern w:val="0"/>
-          <w:sz w:val="21"/>
-          <w:szCs w:val="21"/>
-          <w:lang w:val="en-US" w:eastAsia="zh-CN" w:bidi="ar"/>
-        </w:rPr>
-        <w:t>5.</w:t>
-      </w:r>
-      <w:r>
-        <w:rPr>
-          <w:rFonts w:hint="eastAsia" w:ascii="黑体" w:hAnsi="黑体" w:eastAsia="黑体" w:cs="黑体"/>
-          <w:b w:val="0"/>
-          <w:bCs w:val="0"/>
-          <w:color w:val="0070C0"/>
-          <w:kern w:val="0"/>
-          <w:sz w:val="21"/>
-          <w:szCs w:val="21"/>
-          <w:lang w:val="en-US" w:eastAsia="zh-CN" w:bidi="ar"/>
-        </w:rPr>
-        <w:t>如何培育家庭共同责任？</w:t>
+        <w:t>5.如何培育家庭共同责任？</w:t>
       </w:r>
     </w:p>
     <w:p>
@@ -3526,8 +3103,114 @@
           <w:szCs w:val="21"/>
           <w:lang w:val="en-US" w:eastAsia="zh-CN" w:bidi="ar"/>
         </w:rPr>
-        <w:t>1.</w:t>
-      </w:r>
+        <w:t xml:space="preserve">1.教师职业的特点？ </w:t>
+      </w:r>
+    </w:p>
+    <w:p>
+      <w:pPr>
+        <w:keepNext w:val="0"/>
+        <w:keepLines w:val="0"/>
+        <w:widowControl/>
+        <w:suppressLineNumbers w:val="0"/>
+        <w:ind w:firstLine="210" w:firstLineChars="100"/>
+        <w:jc w:val="left"/>
+        <w:rPr>
+          <w:rFonts w:hint="eastAsia" w:ascii="黑体" w:hAnsi="黑体" w:eastAsia="黑体" w:cs="黑体"/>
+          <w:b w:val="0"/>
+          <w:bCs w:val="0"/>
+          <w:sz w:val="21"/>
+          <w:szCs w:val="21"/>
+        </w:rPr>
+      </w:pPr>
+      <w:r>
+        <w:rPr>
+          <w:rFonts w:hint="eastAsia" w:ascii="黑体" w:hAnsi="黑体" w:eastAsia="黑体" w:cs="黑体"/>
+          <w:b w:val="0"/>
+          <w:bCs w:val="0"/>
+          <w:color w:val="000000"/>
+          <w:kern w:val="0"/>
+          <w:sz w:val="21"/>
+          <w:szCs w:val="21"/>
+          <w:lang w:val="en-US" w:eastAsia="zh-CN" w:bidi="ar"/>
+        </w:rPr>
+        <w:t>①教师是一个神圣的职业，承担教书育人的使命；</w:t>
+      </w:r>
+    </w:p>
+    <w:p>
+      <w:pPr>
+        <w:keepNext w:val="0"/>
+        <w:keepLines w:val="0"/>
+        <w:widowControl/>
+        <w:suppressLineNumbers w:val="0"/>
+        <w:ind w:firstLine="210" w:firstLineChars="100"/>
+        <w:jc w:val="left"/>
+        <w:rPr>
+          <w:rFonts w:hint="eastAsia" w:ascii="黑体" w:hAnsi="黑体" w:eastAsia="黑体" w:cs="黑体"/>
+          <w:b w:val="0"/>
+          <w:bCs w:val="0"/>
+          <w:sz w:val="21"/>
+          <w:szCs w:val="21"/>
+        </w:rPr>
+      </w:pPr>
+      <w:r>
+        <w:rPr>
+          <w:rFonts w:hint="eastAsia" w:ascii="黑体" w:hAnsi="黑体" w:eastAsia="黑体" w:cs="黑体"/>
+          <w:b w:val="0"/>
+          <w:bCs w:val="0"/>
+          <w:color w:val="000000"/>
+          <w:kern w:val="0"/>
+          <w:sz w:val="21"/>
+          <w:szCs w:val="21"/>
+          <w:lang w:val="en-US" w:eastAsia="zh-CN" w:bidi="ar"/>
+        </w:rPr>
+        <w:t>②教师是履行教育教学职责的专业人员；</w:t>
+      </w:r>
+    </w:p>
+    <w:p>
+      <w:pPr>
+        <w:keepNext w:val="0"/>
+        <w:keepLines w:val="0"/>
+        <w:widowControl/>
+        <w:suppressLineNumbers w:val="0"/>
+        <w:ind w:firstLine="210" w:firstLineChars="100"/>
+        <w:jc w:val="left"/>
+        <w:rPr>
+          <w:rFonts w:hint="eastAsia" w:ascii="黑体" w:hAnsi="黑体" w:eastAsia="黑体" w:cs="黑体"/>
+          <w:b w:val="0"/>
+          <w:bCs w:val="0"/>
+          <w:sz w:val="21"/>
+          <w:szCs w:val="21"/>
+        </w:rPr>
+      </w:pPr>
+      <w:r>
+        <w:rPr>
+          <w:rFonts w:hint="eastAsia" w:ascii="黑体" w:hAnsi="黑体" w:eastAsia="黑体" w:cs="黑体"/>
+          <w:b w:val="0"/>
+          <w:bCs w:val="0"/>
+          <w:color w:val="000000"/>
+          <w:kern w:val="0"/>
+          <w:sz w:val="21"/>
+          <w:szCs w:val="21"/>
+          <w:lang w:val="en-US" w:eastAsia="zh-CN" w:bidi="ar"/>
+        </w:rPr>
+        <w:t>③教师作为人类文明的传承者，承载着重任。</w:t>
+      </w:r>
+    </w:p>
+    <w:p>
+      <w:pPr>
+        <w:keepNext w:val="0"/>
+        <w:keepLines w:val="0"/>
+        <w:widowControl/>
+        <w:suppressLineNumbers w:val="0"/>
+        <w:jc w:val="left"/>
+        <w:rPr>
+          <w:rFonts w:hint="eastAsia" w:ascii="黑体" w:hAnsi="黑体" w:eastAsia="黑体" w:cs="黑体"/>
+          <w:b w:val="0"/>
+          <w:bCs w:val="0"/>
+          <w:sz w:val="21"/>
+          <w:szCs w:val="21"/>
+        </w:rPr>
+      </w:pPr>
       <w:r>
         <w:rPr>
           <w:rFonts w:hint="eastAsia" w:ascii="黑体" w:hAnsi="黑体" w:eastAsia="黑体" w:cs="黑体"/>
@@ -3539,139 +3222,7 @@
           <w:szCs w:val="21"/>
           <w:lang w:val="en-US" w:eastAsia="zh-CN" w:bidi="ar"/>
         </w:rPr>
-        <w:t xml:space="preserve">教师职业的特点？ </w:t>
-      </w:r>
-    </w:p>
-    <w:p>
-      <w:pPr>
-        <w:keepNext w:val="0"/>
-        <w:keepLines w:val="0"/>
-        <w:widowControl/>
-        <w:suppressLineNumbers w:val="0"/>
-        <w:ind w:firstLine="210" w:firstLineChars="100"/>
-        <w:jc w:val="left"/>
-        <w:rPr>
-          <w:rFonts w:hint="eastAsia" w:ascii="黑体" w:hAnsi="黑体" w:eastAsia="黑体" w:cs="黑体"/>
-          <w:b w:val="0"/>
-          <w:bCs w:val="0"/>
-          <w:sz w:val="21"/>
-          <w:szCs w:val="21"/>
-        </w:rPr>
-      </w:pPr>
-      <w:r>
-        <w:rPr>
-          <w:rFonts w:hint="eastAsia" w:ascii="黑体" w:hAnsi="黑体" w:eastAsia="黑体" w:cs="黑体"/>
-          <w:b w:val="0"/>
-          <w:bCs w:val="0"/>
-          <w:color w:val="000000"/>
-          <w:kern w:val="0"/>
-          <w:sz w:val="21"/>
-          <w:szCs w:val="21"/>
-          <w:lang w:val="en-US" w:eastAsia="zh-CN" w:bidi="ar"/>
-        </w:rPr>
-        <w:t>①教师是一个神圣的职业，承担教书育人的使命；</w:t>
-      </w:r>
-    </w:p>
-    <w:p>
-      <w:pPr>
-        <w:keepNext w:val="0"/>
-        <w:keepLines w:val="0"/>
-        <w:widowControl/>
-        <w:suppressLineNumbers w:val="0"/>
-        <w:ind w:firstLine="210" w:firstLineChars="100"/>
-        <w:jc w:val="left"/>
-        <w:rPr>
-          <w:rFonts w:hint="eastAsia" w:ascii="黑体" w:hAnsi="黑体" w:eastAsia="黑体" w:cs="黑体"/>
-          <w:b w:val="0"/>
-          <w:bCs w:val="0"/>
-          <w:sz w:val="21"/>
-          <w:szCs w:val="21"/>
-        </w:rPr>
-      </w:pPr>
-      <w:r>
-        <w:rPr>
-          <w:rFonts w:hint="eastAsia" w:ascii="黑体" w:hAnsi="黑体" w:eastAsia="黑体" w:cs="黑体"/>
-          <w:b w:val="0"/>
-          <w:bCs w:val="0"/>
-          <w:color w:val="000000"/>
-          <w:kern w:val="0"/>
-          <w:sz w:val="21"/>
-          <w:szCs w:val="21"/>
-          <w:lang w:val="en-US" w:eastAsia="zh-CN" w:bidi="ar"/>
-        </w:rPr>
-        <w:t>②教师是履行教育教学职责的专业人员；</w:t>
-      </w:r>
-    </w:p>
-    <w:p>
-      <w:pPr>
-        <w:keepNext w:val="0"/>
-        <w:keepLines w:val="0"/>
-        <w:widowControl/>
-        <w:suppressLineNumbers w:val="0"/>
-        <w:ind w:firstLine="210" w:firstLineChars="100"/>
-        <w:jc w:val="left"/>
-        <w:rPr>
-          <w:rFonts w:hint="eastAsia" w:ascii="黑体" w:hAnsi="黑体" w:eastAsia="黑体" w:cs="黑体"/>
-          <w:b w:val="0"/>
-          <w:bCs w:val="0"/>
-          <w:sz w:val="21"/>
-          <w:szCs w:val="21"/>
-        </w:rPr>
-      </w:pPr>
-      <w:r>
-        <w:rPr>
-          <w:rFonts w:hint="eastAsia" w:ascii="黑体" w:hAnsi="黑体" w:eastAsia="黑体" w:cs="黑体"/>
-          <w:b w:val="0"/>
-          <w:bCs w:val="0"/>
-          <w:color w:val="000000"/>
-          <w:kern w:val="0"/>
-          <w:sz w:val="21"/>
-          <w:szCs w:val="21"/>
-          <w:lang w:val="en-US" w:eastAsia="zh-CN" w:bidi="ar"/>
-        </w:rPr>
-        <w:t>③教师作为人类文明的传承者，承载着重任。</w:t>
-      </w:r>
-    </w:p>
-    <w:p>
-      <w:pPr>
-        <w:keepNext w:val="0"/>
-        <w:keepLines w:val="0"/>
-        <w:widowControl/>
-        <w:suppressLineNumbers w:val="0"/>
-        <w:jc w:val="left"/>
-        <w:rPr>
-          <w:rFonts w:hint="eastAsia" w:ascii="黑体" w:hAnsi="黑体" w:eastAsia="黑体" w:cs="黑体"/>
-          <w:b w:val="0"/>
-          <w:bCs w:val="0"/>
-          <w:sz w:val="21"/>
-          <w:szCs w:val="21"/>
-        </w:rPr>
-      </w:pPr>
-      <w:r>
-        <w:rPr>
-          <w:rFonts w:hint="eastAsia" w:ascii="黑体" w:hAnsi="黑体" w:eastAsia="黑体" w:cs="黑体"/>
-          <w:b w:val="0"/>
-          <w:bCs w:val="0"/>
-          <w:color w:val="0070C0"/>
-          <w:kern w:val="0"/>
-          <w:sz w:val="21"/>
-          <w:szCs w:val="21"/>
-          <w:lang w:val="en-US" w:eastAsia="zh-CN" w:bidi="ar"/>
-        </w:rPr>
-        <w:t>2.</w:t>
-      </w:r>
-      <w:r>
-        <w:rPr>
-          <w:rFonts w:hint="eastAsia" w:ascii="黑体" w:hAnsi="黑体" w:eastAsia="黑体" w:cs="黑体"/>
-          <w:b w:val="0"/>
-          <w:bCs w:val="0"/>
-          <w:color w:val="0070C0"/>
-          <w:kern w:val="0"/>
-          <w:sz w:val="21"/>
-          <w:szCs w:val="21"/>
-          <w:lang w:val="en-US" w:eastAsia="zh-CN" w:bidi="ar"/>
-        </w:rPr>
-        <w:t>时代发展对老师的要求</w:t>
+        <w:t>2.时代发展对老师的要求</w:t>
       </w:r>
     </w:p>
     <w:p>
@@ -3777,8 +3328,54 @@
           <w:szCs w:val="21"/>
           <w:lang w:val="en-US" w:eastAsia="zh-CN" w:bidi="ar"/>
         </w:rPr>
-        <w:t>1.</w:t>
-      </w:r>
+        <w:t>1.师生交往理想而美好的状态是怎样的？</w:t>
+      </w:r>
+    </w:p>
+    <w:p>
+      <w:pPr>
+        <w:keepNext w:val="0"/>
+        <w:keepLines w:val="0"/>
+        <w:widowControl/>
+        <w:suppressLineNumbers w:val="0"/>
+        <w:ind w:firstLine="210" w:firstLineChars="100"/>
+        <w:jc w:val="left"/>
+        <w:rPr>
+          <w:rFonts w:hint="eastAsia" w:ascii="黑体" w:hAnsi="黑体" w:eastAsia="黑体" w:cs="黑体"/>
+          <w:b w:val="0"/>
+          <w:bCs w:val="0"/>
+          <w:sz w:val="21"/>
+          <w:szCs w:val="21"/>
+        </w:rPr>
+      </w:pPr>
+      <w:r>
+        <w:rPr>
+          <w:rFonts w:hint="eastAsia" w:ascii="黑体" w:hAnsi="黑体" w:eastAsia="黑体" w:cs="黑体"/>
+          <w:b w:val="0"/>
+          <w:bCs w:val="0"/>
+          <w:color w:val="000000"/>
+          <w:kern w:val="0"/>
+          <w:sz w:val="21"/>
+          <w:szCs w:val="21"/>
+          <w:lang w:val="en-US" w:eastAsia="zh-CN" w:bidi="ar"/>
+        </w:rPr>
+        <w:t>彼此尊重、教学相长、携手共进，是师生交往理想而美好的状态。</w:t>
+      </w:r>
+    </w:p>
+    <w:p>
+      <w:pPr>
+        <w:keepNext w:val="0"/>
+        <w:keepLines w:val="0"/>
+        <w:widowControl/>
+        <w:suppressLineNumbers w:val="0"/>
+        <w:jc w:val="left"/>
+        <w:rPr>
+          <w:rFonts w:hint="eastAsia" w:ascii="黑体" w:hAnsi="黑体" w:eastAsia="黑体" w:cs="黑体"/>
+          <w:b w:val="0"/>
+          <w:bCs w:val="0"/>
+          <w:sz w:val="21"/>
+          <w:szCs w:val="21"/>
+        </w:rPr>
+      </w:pPr>
       <w:r>
         <w:rPr>
           <w:rFonts w:hint="eastAsia" w:ascii="黑体" w:hAnsi="黑体" w:eastAsia="黑体" w:cs="黑体"/>
@@ -3790,37 +3387,67 @@
           <w:szCs w:val="21"/>
           <w:lang w:val="en-US" w:eastAsia="zh-CN" w:bidi="ar"/>
         </w:rPr>
-        <w:t>师生交往理想而美好的状态是怎样的？</w:t>
-      </w:r>
-    </w:p>
-    <w:p>
-      <w:pPr>
-        <w:keepNext w:val="0"/>
-        <w:keepLines w:val="0"/>
-        <w:widowControl/>
-        <w:suppressLineNumbers w:val="0"/>
-        <w:ind w:firstLine="210" w:firstLineChars="100"/>
-        <w:jc w:val="left"/>
-        <w:rPr>
-          <w:rFonts w:hint="eastAsia" w:ascii="黑体" w:hAnsi="黑体" w:eastAsia="黑体" w:cs="黑体"/>
-          <w:b w:val="0"/>
-          <w:bCs w:val="0"/>
-          <w:sz w:val="21"/>
-          <w:szCs w:val="21"/>
-        </w:rPr>
-      </w:pPr>
-      <w:r>
-        <w:rPr>
-          <w:rFonts w:hint="eastAsia" w:ascii="黑体" w:hAnsi="黑体" w:eastAsia="黑体" w:cs="黑体"/>
-          <w:b w:val="0"/>
-          <w:bCs w:val="0"/>
-          <w:color w:val="000000"/>
-          <w:kern w:val="0"/>
-          <w:sz w:val="21"/>
-          <w:szCs w:val="21"/>
-          <w:lang w:val="en-US" w:eastAsia="zh-CN" w:bidi="ar"/>
-        </w:rPr>
-        <w:t>彼此尊重、教学相长、携手共进，是师生交往理想而美好的状态。</w:t>
+        <w:t>2.如何与老师正确相处/建设和谐师生关系的要求？</w:t>
+      </w:r>
+    </w:p>
+    <w:p>
+      <w:pPr>
+        <w:keepNext w:val="0"/>
+        <w:keepLines w:val="0"/>
+        <w:widowControl/>
+        <w:suppressLineNumbers w:val="0"/>
+        <w:ind w:firstLine="210" w:firstLineChars="100"/>
+        <w:jc w:val="left"/>
+        <w:rPr>
+          <w:rFonts w:hint="eastAsia" w:ascii="黑体" w:hAnsi="黑体" w:eastAsia="黑体" w:cs="黑体"/>
+          <w:b w:val="0"/>
+          <w:bCs w:val="0"/>
+          <w:sz w:val="21"/>
+          <w:szCs w:val="21"/>
+        </w:rPr>
+      </w:pPr>
+      <w:r>
+        <w:rPr>
+          <w:rFonts w:hint="eastAsia" w:ascii="黑体" w:hAnsi="黑体" w:eastAsia="黑体" w:cs="黑体"/>
+          <w:b w:val="0"/>
+          <w:bCs w:val="0"/>
+          <w:color w:val="000000"/>
+          <w:kern w:val="0"/>
+          <w:sz w:val="21"/>
+          <w:szCs w:val="21"/>
+          <w:lang w:val="en-US" w:eastAsia="zh-CN" w:bidi="ar"/>
+        </w:rPr>
+        <w:t>①我们应主动理解、关心老师。②真诚接受老师的引领和指导。</w:t>
+      </w:r>
+    </w:p>
+    <w:p>
+      <w:pPr>
+        <w:keepNext w:val="0"/>
+        <w:keepLines w:val="0"/>
+        <w:widowControl/>
+        <w:suppressLineNumbers w:val="0"/>
+        <w:ind w:firstLine="210" w:firstLineChars="100"/>
+        <w:jc w:val="left"/>
+        <w:rPr>
+          <w:rFonts w:hint="eastAsia" w:ascii="黑体" w:hAnsi="黑体" w:eastAsia="黑体" w:cs="黑体"/>
+          <w:b w:val="0"/>
+          <w:bCs w:val="0"/>
+          <w:sz w:val="21"/>
+          <w:szCs w:val="21"/>
+        </w:rPr>
+      </w:pPr>
+      <w:r>
+        <w:rPr>
+          <w:rFonts w:hint="eastAsia" w:ascii="黑体" w:hAnsi="黑体" w:eastAsia="黑体" w:cs="黑体"/>
+          <w:b w:val="0"/>
+          <w:bCs w:val="0"/>
+          <w:color w:val="000000"/>
+          <w:kern w:val="0"/>
+          <w:sz w:val="21"/>
+          <w:szCs w:val="21"/>
+          <w:lang w:val="en-US" w:eastAsia="zh-CN" w:bidi="ar"/>
+        </w:rPr>
+        <w:t>③正确对待老师的表扬和批评。④尊重并适应不同风格的老师。</w:t>
       </w:r>
     </w:p>
     <w:p>
@@ -3849,122 +3476,7 @@
           <w:szCs w:val="21"/>
           <w:lang w:val="en-US" w:eastAsia="zh-CN" w:bidi="ar"/>
         </w:rPr>
-        <w:t>2.</w:t>
-      </w:r>
-      <w:r>
-        <w:rPr>
-          <w:rFonts w:hint="eastAsia" w:ascii="黑体" w:hAnsi="黑体" w:eastAsia="黑体" w:cs="黑体"/>
-          <w:b w:val="0"/>
-          <w:bCs w:val="0"/>
-          <w:color w:val="0070C0"/>
-          <w:kern w:val="0"/>
-          <w:sz w:val="21"/>
-          <w:szCs w:val="21"/>
-          <w:lang w:val="en-US" w:eastAsia="zh-CN" w:bidi="ar"/>
-        </w:rPr>
-        <w:t>如何与老师正确相处/建设和谐师生关系的要求？</w:t>
-      </w:r>
-    </w:p>
-    <w:p>
-      <w:pPr>
-        <w:keepNext w:val="0"/>
-        <w:keepLines w:val="0"/>
-        <w:widowControl/>
-        <w:suppressLineNumbers w:val="0"/>
-        <w:ind w:firstLine="210" w:firstLineChars="100"/>
-        <w:jc w:val="left"/>
-        <w:rPr>
-          <w:rFonts w:hint="eastAsia" w:ascii="黑体" w:hAnsi="黑体" w:eastAsia="黑体" w:cs="黑体"/>
-          <w:b w:val="0"/>
-          <w:bCs w:val="0"/>
-          <w:sz w:val="21"/>
-          <w:szCs w:val="21"/>
-        </w:rPr>
-      </w:pPr>
-      <w:r>
-        <w:rPr>
-          <w:rFonts w:hint="eastAsia" w:ascii="黑体" w:hAnsi="黑体" w:eastAsia="黑体" w:cs="黑体"/>
-          <w:b w:val="0"/>
-          <w:bCs w:val="0"/>
-          <w:color w:val="000000"/>
-          <w:kern w:val="0"/>
-          <w:sz w:val="21"/>
-          <w:szCs w:val="21"/>
-          <w:lang w:val="en-US" w:eastAsia="zh-CN" w:bidi="ar"/>
-        </w:rPr>
-        <w:t>①我们应主动理解、关心老师。②真诚接受老师的引领和指导。</w:t>
-      </w:r>
-    </w:p>
-    <w:p>
-      <w:pPr>
-        <w:keepNext w:val="0"/>
-        <w:keepLines w:val="0"/>
-        <w:widowControl/>
-        <w:suppressLineNumbers w:val="0"/>
-        <w:ind w:firstLine="210" w:firstLineChars="100"/>
-        <w:jc w:val="left"/>
-        <w:rPr>
-          <w:rFonts w:hint="eastAsia" w:ascii="黑体" w:hAnsi="黑体" w:eastAsia="黑体" w:cs="黑体"/>
-          <w:b w:val="0"/>
-          <w:bCs w:val="0"/>
-          <w:sz w:val="21"/>
-          <w:szCs w:val="21"/>
-        </w:rPr>
-      </w:pPr>
-      <w:r>
-        <w:rPr>
-          <w:rFonts w:hint="eastAsia" w:ascii="黑体" w:hAnsi="黑体" w:eastAsia="黑体" w:cs="黑体"/>
-          <w:b w:val="0"/>
-          <w:bCs w:val="0"/>
-          <w:color w:val="000000"/>
-          <w:kern w:val="0"/>
-          <w:sz w:val="21"/>
-          <w:szCs w:val="21"/>
-          <w:lang w:val="en-US" w:eastAsia="zh-CN" w:bidi="ar"/>
-        </w:rPr>
-        <w:t>③正确对待老师的表扬和批评。④尊重并适应不同风格的老师。</w:t>
-      </w:r>
-    </w:p>
-    <w:p>
-      <w:pPr>
-        <w:keepNext w:val="0"/>
-        <w:keepLines w:val="0"/>
-        <w:widowControl/>
-        <w:suppressLineNumbers w:val="0"/>
-        <w:jc w:val="left"/>
-        <w:rPr>
-          <w:rFonts w:hint="eastAsia" w:ascii="黑体" w:hAnsi="黑体" w:eastAsia="黑体" w:cs="黑体"/>
-          <w:b w:val="0"/>
-          <w:bCs w:val="0"/>
-          <w:sz w:val="21"/>
-          <w:szCs w:val="21"/>
-        </w:rPr>
-      </w:pPr>
-      <w:r>
-        <w:rPr>
-          <w:rFonts w:hint="eastAsia" w:ascii="黑体" w:hAnsi="黑体" w:eastAsia="黑体" w:cs="黑体"/>
-          <w:b w:val="0"/>
-          <w:bCs w:val="0"/>
-          <w:color w:val="0070C0"/>
-          <w:kern w:val="0"/>
-          <w:sz w:val="21"/>
-          <w:szCs w:val="21"/>
-          <w:lang w:val="en-US" w:eastAsia="zh-CN" w:bidi="ar"/>
-        </w:rPr>
-        <w:t>3.</w:t>
-      </w:r>
-      <w:r>
-        <w:rPr>
-          <w:rFonts w:hint="eastAsia" w:ascii="黑体" w:hAnsi="黑体" w:eastAsia="黑体" w:cs="黑体"/>
-          <w:b w:val="0"/>
-          <w:bCs w:val="0"/>
-          <w:color w:val="0070C0"/>
-          <w:kern w:val="0"/>
-          <w:sz w:val="21"/>
-          <w:szCs w:val="21"/>
-          <w:lang w:val="en-US" w:eastAsia="zh-CN" w:bidi="ar"/>
-        </w:rPr>
-        <w:t>如何正确对待老师的表扬和批评？</w:t>
+        <w:t>3.如何正确对待老师的表扬和批评？</w:t>
       </w:r>
     </w:p>
     <w:p>
@@ -4084,20 +3596,7 @@
           <w:szCs w:val="21"/>
           <w:lang w:val="en-US" w:eastAsia="zh-CN" w:bidi="ar"/>
         </w:rPr>
-        <w:t>b.对待老师的批评，我们应把注意力放在老师批评的内容上，理解老师的良苦用心。</w:t>
-      </w:r>
-      <w:r>
-        <w:rPr>
-          <w:rFonts w:hint="eastAsia" w:ascii="黑体" w:hAnsi="黑体" w:eastAsia="黑体" w:cs="黑体"/>
-          <w:b w:val="0"/>
-          <w:bCs w:val="0"/>
-          <w:color w:val="000000"/>
-          <w:kern w:val="0"/>
-          <w:sz w:val="21"/>
-          <w:szCs w:val="21"/>
-          <w:lang w:val="en-US" w:eastAsia="zh-CN" w:bidi="ar"/>
-        </w:rPr>
-        <w:t xml:space="preserve"> </w:t>
+        <w:t xml:space="preserve">b.对待老师的批评，我们应把注意力放在老师批评的内容上，理解老师的良苦用心。 </w:t>
       </w:r>
     </w:p>
     <w:p>
@@ -4170,20 +3669,7 @@
           <w:szCs w:val="21"/>
           <w:lang w:val="en-US" w:eastAsia="zh-CN" w:bidi="ar"/>
         </w:rPr>
-        <w:t>1.</w:t>
-      </w:r>
-      <w:r>
-        <w:rPr>
-          <w:rFonts w:hint="eastAsia" w:ascii="黑体" w:hAnsi="黑体" w:eastAsia="黑体" w:cs="黑体"/>
-          <w:b w:val="0"/>
-          <w:bCs w:val="0"/>
-          <w:color w:val="0070C0"/>
-          <w:kern w:val="0"/>
-          <w:sz w:val="21"/>
-          <w:szCs w:val="21"/>
-          <w:lang w:val="en-US" w:eastAsia="zh-CN" w:bidi="ar"/>
-        </w:rPr>
-        <w:t>友谊的特质？</w:t>
+        <w:t>1.友谊的特质？</w:t>
       </w:r>
     </w:p>
     <w:p>
@@ -4359,20 +3845,7 @@
           <w:szCs w:val="21"/>
           <w:lang w:val="en-US" w:eastAsia="zh-CN" w:bidi="ar"/>
         </w:rPr>
-        <w:t>1.</w:t>
-      </w:r>
-      <w:r>
-        <w:rPr>
-          <w:rFonts w:hint="eastAsia" w:ascii="黑体" w:hAnsi="黑体" w:eastAsia="黑体" w:cs="黑体"/>
-          <w:b w:val="0"/>
-          <w:bCs w:val="0"/>
-          <w:color w:val="0070C0"/>
-          <w:kern w:val="0"/>
-          <w:sz w:val="21"/>
-          <w:szCs w:val="21"/>
-          <w:lang w:val="en-US" w:eastAsia="zh-CN" w:bidi="ar"/>
-        </w:rPr>
-        <w:t>如何建立和呵护友谊？</w:t>
+        <w:t>1.如何建立和呵护友谊？</w:t>
       </w:r>
     </w:p>
     <w:p>
@@ -4565,8 +4038,54 @@
           <w:szCs w:val="21"/>
           <w:lang w:val="en-US" w:eastAsia="zh-CN" w:bidi="ar"/>
         </w:rPr>
-        <w:t>1.</w:t>
-      </w:r>
+        <w:t>1.集体的含义？</w:t>
+      </w:r>
+    </w:p>
+    <w:p>
+      <w:pPr>
+        <w:keepNext w:val="0"/>
+        <w:keepLines w:val="0"/>
+        <w:widowControl/>
+        <w:suppressLineNumbers w:val="0"/>
+        <w:ind w:firstLine="210" w:firstLineChars="100"/>
+        <w:jc w:val="left"/>
+        <w:rPr>
+          <w:rFonts w:hint="eastAsia" w:ascii="黑体" w:hAnsi="黑体" w:eastAsia="黑体" w:cs="黑体"/>
+          <w:b w:val="0"/>
+          <w:bCs w:val="0"/>
+          <w:sz w:val="21"/>
+          <w:szCs w:val="21"/>
+        </w:rPr>
+      </w:pPr>
+      <w:r>
+        <w:rPr>
+          <w:rFonts w:hint="eastAsia" w:ascii="黑体" w:hAnsi="黑体" w:eastAsia="黑体" w:cs="黑体"/>
+          <w:b w:val="0"/>
+          <w:bCs w:val="0"/>
+          <w:color w:val="000000"/>
+          <w:kern w:val="0"/>
+          <w:sz w:val="21"/>
+          <w:szCs w:val="21"/>
+          <w:lang w:val="en-US" w:eastAsia="zh-CN" w:bidi="ar"/>
+        </w:rPr>
+        <w:t xml:space="preserve">集体不是个体的简单相加，而是人们联合起来的有组织的整体。 </w:t>
+      </w:r>
+    </w:p>
+    <w:p>
+      <w:pPr>
+        <w:keepNext w:val="0"/>
+        <w:keepLines w:val="0"/>
+        <w:widowControl/>
+        <w:suppressLineNumbers w:val="0"/>
+        <w:jc w:val="left"/>
+        <w:rPr>
+          <w:rFonts w:hint="eastAsia" w:ascii="黑体" w:hAnsi="黑体" w:eastAsia="黑体" w:cs="黑体"/>
+          <w:b w:val="0"/>
+          <w:bCs w:val="0"/>
+          <w:sz w:val="21"/>
+          <w:szCs w:val="21"/>
+        </w:rPr>
+      </w:pPr>
       <w:r>
         <w:rPr>
           <w:rFonts w:hint="eastAsia" w:ascii="黑体" w:hAnsi="黑体" w:eastAsia="黑体" w:cs="黑体"/>
@@ -4578,105 +4097,7 @@
           <w:szCs w:val="21"/>
           <w:lang w:val="en-US" w:eastAsia="zh-CN" w:bidi="ar"/>
         </w:rPr>
-        <w:t>集体的含义？</w:t>
-      </w:r>
-    </w:p>
-    <w:p>
-      <w:pPr>
-        <w:keepNext w:val="0"/>
-        <w:keepLines w:val="0"/>
-        <w:widowControl/>
-        <w:suppressLineNumbers w:val="0"/>
-        <w:ind w:firstLine="210" w:firstLineChars="100"/>
-        <w:jc w:val="left"/>
-        <w:rPr>
-          <w:rFonts w:hint="eastAsia" w:ascii="黑体" w:hAnsi="黑体" w:eastAsia="黑体" w:cs="黑体"/>
-          <w:b w:val="0"/>
-          <w:bCs w:val="0"/>
-          <w:sz w:val="21"/>
-          <w:szCs w:val="21"/>
-        </w:rPr>
-      </w:pPr>
-      <w:r>
-        <w:rPr>
-          <w:rFonts w:hint="eastAsia" w:ascii="黑体" w:hAnsi="黑体" w:eastAsia="黑体" w:cs="黑体"/>
-          <w:b w:val="0"/>
-          <w:bCs w:val="0"/>
-          <w:color w:val="000000"/>
-          <w:kern w:val="0"/>
-          <w:sz w:val="21"/>
-          <w:szCs w:val="21"/>
-          <w:lang w:val="en-US" w:eastAsia="zh-CN" w:bidi="ar"/>
-        </w:rPr>
-        <w:t xml:space="preserve">集体不是个体的简单相加，而是人们联合起来的有组织的整体。 </w:t>
-      </w:r>
-    </w:p>
-    <w:p>
-      <w:pPr>
-        <w:keepNext w:val="0"/>
-        <w:keepLines w:val="0"/>
-        <w:widowControl/>
-        <w:suppressLineNumbers w:val="0"/>
-        <w:jc w:val="left"/>
-        <w:rPr>
-          <w:rFonts w:hint="eastAsia" w:ascii="黑体" w:hAnsi="黑体" w:eastAsia="黑体" w:cs="黑体"/>
-          <w:b w:val="0"/>
-          <w:bCs w:val="0"/>
-          <w:sz w:val="21"/>
-          <w:szCs w:val="21"/>
-        </w:rPr>
-      </w:pPr>
-      <w:r>
-        <w:rPr>
-          <w:rFonts w:hint="eastAsia" w:ascii="黑体" w:hAnsi="黑体" w:eastAsia="黑体" w:cs="黑体"/>
-          <w:b w:val="0"/>
-          <w:bCs w:val="0"/>
-          <w:color w:val="0070C0"/>
-          <w:kern w:val="0"/>
-          <w:sz w:val="21"/>
-          <w:szCs w:val="21"/>
-          <w:lang w:val="en-US" w:eastAsia="zh-CN" w:bidi="ar"/>
-        </w:rPr>
-        <w:t>2.</w:t>
-      </w:r>
-      <w:r>
-        <w:rPr>
-          <w:rFonts w:hint="eastAsia" w:ascii="黑体" w:hAnsi="黑体" w:eastAsia="黑体" w:cs="黑体"/>
-          <w:b w:val="0"/>
-          <w:bCs w:val="0"/>
-          <w:color w:val="0070C0"/>
-          <w:kern w:val="0"/>
-          <w:sz w:val="21"/>
-          <w:szCs w:val="21"/>
-          <w:lang w:val="en-US" w:eastAsia="zh-CN" w:bidi="ar"/>
-        </w:rPr>
-        <w:t>集体生活的意义</w:t>
-      </w:r>
-      <w:r>
-        <w:rPr>
-          <w:rFonts w:hint="eastAsia" w:ascii="黑体" w:hAnsi="黑体" w:eastAsia="黑体" w:cs="黑体"/>
-          <w:b w:val="0"/>
-          <w:bCs w:val="0"/>
-          <w:color w:val="0070C0"/>
-          <w:kern w:val="0"/>
-          <w:sz w:val="21"/>
-          <w:szCs w:val="21"/>
-          <w:lang w:val="en-US" w:eastAsia="zh-CN" w:bidi="ar"/>
-        </w:rPr>
-        <w:t>/</w:t>
-      </w:r>
-      <w:r>
-        <w:rPr>
-          <w:rFonts w:hint="eastAsia" w:ascii="黑体" w:hAnsi="黑体" w:eastAsia="黑体" w:cs="黑体"/>
-          <w:b w:val="0"/>
-          <w:bCs w:val="0"/>
-          <w:color w:val="0070C0"/>
-          <w:kern w:val="0"/>
-          <w:sz w:val="21"/>
-          <w:szCs w:val="21"/>
-          <w:lang w:val="en-US" w:eastAsia="zh-CN" w:bidi="ar"/>
-        </w:rPr>
-        <w:t>作用？</w:t>
+        <w:t>2.集体生活的意义/作用？</w:t>
       </w:r>
     </w:p>
     <w:p>
@@ -4930,8 +4351,84 @@
           <w:szCs w:val="21"/>
           <w:lang w:val="en-US" w:eastAsia="zh-CN" w:bidi="ar"/>
         </w:rPr>
-        <w:t>1.</w:t>
-      </w:r>
+        <w:t>1.愿景的重要性？</w:t>
+      </w:r>
+    </w:p>
+    <w:p>
+      <w:pPr>
+        <w:keepNext w:val="0"/>
+        <w:keepLines w:val="0"/>
+        <w:widowControl/>
+        <w:suppressLineNumbers w:val="0"/>
+        <w:ind w:firstLine="210" w:firstLineChars="100"/>
+        <w:jc w:val="left"/>
+        <w:rPr>
+          <w:rFonts w:hint="eastAsia" w:ascii="黑体" w:hAnsi="黑体" w:eastAsia="黑体" w:cs="黑体"/>
+          <w:b w:val="0"/>
+          <w:bCs w:val="0"/>
+          <w:sz w:val="21"/>
+          <w:szCs w:val="21"/>
+        </w:rPr>
+      </w:pPr>
+      <w:r>
+        <w:rPr>
+          <w:rFonts w:hint="eastAsia" w:ascii="黑体" w:hAnsi="黑体" w:eastAsia="黑体" w:cs="黑体"/>
+          <w:b w:val="0"/>
+          <w:bCs w:val="0"/>
+          <w:color w:val="000000"/>
+          <w:kern w:val="0"/>
+          <w:sz w:val="21"/>
+          <w:szCs w:val="21"/>
+          <w:lang w:val="en-US" w:eastAsia="zh-CN" w:bidi="ar"/>
+        </w:rPr>
+        <w:t>①愿景是集体的精神动力之源，是推动集体发展的内驱力；</w:t>
+      </w:r>
+    </w:p>
+    <w:p>
+      <w:pPr>
+        <w:keepNext w:val="0"/>
+        <w:keepLines w:val="0"/>
+        <w:widowControl/>
+        <w:suppressLineNumbers w:val="0"/>
+        <w:ind w:firstLine="210" w:firstLineChars="100"/>
+        <w:jc w:val="left"/>
+        <w:rPr>
+          <w:rFonts w:hint="eastAsia" w:ascii="黑体" w:hAnsi="黑体" w:eastAsia="黑体" w:cs="黑体"/>
+          <w:b w:val="0"/>
+          <w:bCs w:val="0"/>
+          <w:sz w:val="21"/>
+          <w:szCs w:val="21"/>
+        </w:rPr>
+      </w:pPr>
+      <w:r>
+        <w:rPr>
+          <w:rFonts w:hint="eastAsia" w:ascii="黑体" w:hAnsi="黑体" w:eastAsia="黑体" w:cs="黑体"/>
+          <w:b w:val="0"/>
+          <w:bCs w:val="0"/>
+          <w:color w:val="000000"/>
+          <w:kern w:val="0"/>
+          <w:sz w:val="21"/>
+          <w:szCs w:val="21"/>
+          <w:lang w:val="en-US" w:eastAsia="zh-CN" w:bidi="ar"/>
+        </w:rPr>
+        <w:t>②共同的愿景引领集体成员团结一致，开拓进取。</w:t>
+      </w:r>
+    </w:p>
+    <w:p>
+      <w:pPr>
+        <w:keepNext w:val="0"/>
+        <w:keepLines w:val="0"/>
+        <w:widowControl/>
+        <w:suppressLineNumbers w:val="0"/>
+        <w:jc w:val="left"/>
+        <w:rPr>
+          <w:rFonts w:hint="eastAsia" w:ascii="黑体" w:hAnsi="黑体" w:eastAsia="黑体" w:cs="黑体"/>
+          <w:b w:val="0"/>
+          <w:bCs w:val="0"/>
+          <w:sz w:val="21"/>
+          <w:szCs w:val="21"/>
+        </w:rPr>
+      </w:pPr>
       <w:r>
         <w:rPr>
           <w:rFonts w:hint="eastAsia" w:ascii="黑体" w:hAnsi="黑体" w:eastAsia="黑体" w:cs="黑体"/>
@@ -4943,109 +4440,7 @@
           <w:szCs w:val="21"/>
           <w:lang w:val="en-US" w:eastAsia="zh-CN" w:bidi="ar"/>
         </w:rPr>
-        <w:t>愿景的重要性？</w:t>
-      </w:r>
-    </w:p>
-    <w:p>
-      <w:pPr>
-        <w:keepNext w:val="0"/>
-        <w:keepLines w:val="0"/>
-        <w:widowControl/>
-        <w:suppressLineNumbers w:val="0"/>
-        <w:ind w:firstLine="210" w:firstLineChars="100"/>
-        <w:jc w:val="left"/>
-        <w:rPr>
-          <w:rFonts w:hint="eastAsia" w:ascii="黑体" w:hAnsi="黑体" w:eastAsia="黑体" w:cs="黑体"/>
-          <w:b w:val="0"/>
-          <w:bCs w:val="0"/>
-          <w:sz w:val="21"/>
-          <w:szCs w:val="21"/>
-        </w:rPr>
-      </w:pPr>
-      <w:r>
-        <w:rPr>
-          <w:rFonts w:hint="eastAsia" w:ascii="黑体" w:hAnsi="黑体" w:eastAsia="黑体" w:cs="黑体"/>
-          <w:b w:val="0"/>
-          <w:bCs w:val="0"/>
-          <w:color w:val="000000"/>
-          <w:kern w:val="0"/>
-          <w:sz w:val="21"/>
-          <w:szCs w:val="21"/>
-          <w:lang w:val="en-US" w:eastAsia="zh-CN" w:bidi="ar"/>
-        </w:rPr>
-        <w:t>①愿景是集体的精神动力之源，是推动集体发展的内驱力；</w:t>
-      </w:r>
-    </w:p>
-    <w:p>
-      <w:pPr>
-        <w:keepNext w:val="0"/>
-        <w:keepLines w:val="0"/>
-        <w:widowControl/>
-        <w:suppressLineNumbers w:val="0"/>
-        <w:ind w:firstLine="210" w:firstLineChars="100"/>
-        <w:jc w:val="left"/>
-        <w:rPr>
-          <w:rFonts w:hint="eastAsia" w:ascii="黑体" w:hAnsi="黑体" w:eastAsia="黑体" w:cs="黑体"/>
-          <w:b w:val="0"/>
-          <w:bCs w:val="0"/>
-          <w:sz w:val="21"/>
-          <w:szCs w:val="21"/>
-        </w:rPr>
-      </w:pPr>
-      <w:r>
-        <w:rPr>
-          <w:rFonts w:hint="eastAsia" w:ascii="黑体" w:hAnsi="黑体" w:eastAsia="黑体" w:cs="黑体"/>
-          <w:b w:val="0"/>
-          <w:bCs w:val="0"/>
-          <w:color w:val="000000"/>
-          <w:kern w:val="0"/>
-          <w:sz w:val="21"/>
-          <w:szCs w:val="21"/>
-          <w:lang w:val="en-US" w:eastAsia="zh-CN" w:bidi="ar"/>
-        </w:rPr>
-        <w:t>②共同的愿景引领集体成员团结一致，开拓进取。</w:t>
-      </w:r>
-    </w:p>
-    <w:p>
-      <w:pPr>
-        <w:keepNext w:val="0"/>
-        <w:keepLines w:val="0"/>
-        <w:widowControl/>
-        <w:suppressLineNumbers w:val="0"/>
-        <w:jc w:val="left"/>
-        <w:rPr>
-          <w:rFonts w:hint="eastAsia" w:ascii="黑体" w:hAnsi="黑体" w:eastAsia="黑体" w:cs="黑体"/>
-          <w:b w:val="0"/>
-          <w:bCs w:val="0"/>
-          <w:sz w:val="21"/>
-          <w:szCs w:val="21"/>
-        </w:rPr>
-      </w:pPr>
-      <w:r>
-        <w:rPr>
-          <w:rFonts w:hint="eastAsia" w:ascii="黑体" w:hAnsi="黑体" w:eastAsia="黑体" w:cs="黑体"/>
-          <w:b w:val="0"/>
-          <w:bCs w:val="0"/>
-          <w:color w:val="0070C0"/>
-          <w:kern w:val="0"/>
-          <w:sz w:val="21"/>
-          <w:szCs w:val="21"/>
-          <w:lang w:val="en-US" w:eastAsia="zh-CN" w:bidi="ar"/>
-        </w:rPr>
-        <w:t>2.</w:t>
-      </w:r>
-      <w:r>
-        <w:rPr>
-          <w:rFonts w:hint="eastAsia" w:ascii="黑体" w:hAnsi="黑体" w:eastAsia="黑体" w:cs="黑体"/>
-          <w:b w:val="0"/>
-          <w:bCs w:val="0"/>
-          <w:color w:val="0070C0"/>
-          <w:kern w:val="0"/>
-          <w:sz w:val="21"/>
-          <w:szCs w:val="21"/>
-          <w:lang w:val="en-US" w:eastAsia="zh-CN" w:bidi="ar"/>
-        </w:rPr>
-        <w:t>如何建设美好集体？</w:t>
+        <w:t>2.如何建设美好集体？</w:t>
       </w:r>
     </w:p>
     <w:p>
@@ -5235,20 +4630,7 @@
           <w:szCs w:val="21"/>
           <w:lang w:val="en-US" w:eastAsia="zh-CN" w:bidi="ar"/>
         </w:rPr>
-        <w:t>④</w:t>
-      </w:r>
-      <w:r>
-        <w:rPr>
-          <w:rFonts w:hint="eastAsia" w:ascii="黑体" w:hAnsi="黑体" w:eastAsia="黑体" w:cs="黑体"/>
-          <w:b w:val="0"/>
-          <w:bCs w:val="0"/>
-          <w:color w:val="000000"/>
-          <w:kern w:val="0"/>
-          <w:sz w:val="21"/>
-          <w:szCs w:val="21"/>
-          <w:lang w:val="en-US" w:eastAsia="zh-CN" w:bidi="ar"/>
-        </w:rPr>
-        <w:t>营造和谐有序的集体环境；</w:t>
+        <w:t>④营造和谐有序的集体环境；</w:t>
       </w:r>
     </w:p>
     <w:p>
@@ -5379,20 +4761,7 @@
           <w:szCs w:val="21"/>
           <w:lang w:val="en-US" w:eastAsia="zh-CN" w:bidi="ar"/>
         </w:rPr>
-        <w:t>⑤</w:t>
-      </w:r>
-      <w:r>
-        <w:rPr>
-          <w:rFonts w:hint="eastAsia" w:ascii="黑体" w:hAnsi="黑体" w:eastAsia="黑体" w:cs="黑体"/>
-          <w:b w:val="0"/>
-          <w:bCs w:val="0"/>
-          <w:color w:val="000000"/>
-          <w:kern w:val="0"/>
-          <w:sz w:val="21"/>
-          <w:szCs w:val="21"/>
-          <w:lang w:val="en-US" w:eastAsia="zh-CN" w:bidi="ar"/>
-        </w:rPr>
-        <w:t>要树立正确的合作与竞争观念；</w:t>
+        <w:t>⑤要树立正确的合作与竞争观念；</w:t>
       </w:r>
     </w:p>
     <w:p>
@@ -5545,20 +4914,7 @@
           <w:szCs w:val="21"/>
           <w:lang w:val="en-US" w:eastAsia="zh-CN" w:bidi="ar"/>
         </w:rPr>
-        <w:t>①国家利益、集体利益和个人利益根本上是一致的。要坚持集体主义原则，</w:t>
-      </w:r>
-      <w:r>
-        <w:rPr>
-          <w:rFonts w:hint="eastAsia" w:ascii="黑体" w:hAnsi="黑体" w:eastAsia="黑体" w:cs="黑体"/>
-          <w:b w:val="0"/>
-          <w:bCs w:val="0"/>
-          <w:color w:val="000000"/>
-          <w:kern w:val="0"/>
-          <w:sz w:val="21"/>
-          <w:szCs w:val="21"/>
-          <w:lang w:val="en-US" w:eastAsia="zh-CN" w:bidi="ar"/>
-        </w:rPr>
-        <w:t>把国家利益和集体利益放在首位；</w:t>
+        <w:t>①国家利益、集体利益和个人利益根本上是一致的。要坚持集体主义原则，把国家利益和集体利益放在首位；</w:t>
       </w:r>
     </w:p>
     <w:p>
@@ -5647,20 +5003,7 @@
           <w:szCs w:val="21"/>
           <w:lang w:val="en-US" w:eastAsia="zh-CN" w:bidi="ar"/>
         </w:rPr>
-        <w:t>4.</w:t>
-      </w:r>
-      <w:r>
-        <w:rPr>
-          <w:rFonts w:hint="eastAsia" w:ascii="黑体" w:hAnsi="黑体" w:eastAsia="黑体" w:cs="黑体"/>
-          <w:b w:val="0"/>
-          <w:bCs w:val="0"/>
-          <w:color w:val="0070C0"/>
-          <w:kern w:val="0"/>
-          <w:sz w:val="21"/>
-          <w:szCs w:val="21"/>
-          <w:lang w:val="en-US" w:eastAsia="zh-CN" w:bidi="ar"/>
-        </w:rPr>
-        <w:t xml:space="preserve">集体主义是我国社会主义道德建设的基本原则。 </w:t>
+        <w:t xml:space="preserve">4.集体主义是我国社会主义道德建设的基本原则。 </w:t>
       </w:r>
     </w:p>
     <w:p>
@@ -5707,7 +5050,6 @@
     <w:sectPr>
       <w:pgSz w:w="11906" w:h="16838"/>
       <w:pgMar w:top="567" w:right="567" w:bottom="567" w:left="567" w:header="851" w:footer="992" w:gutter="0"/>
-      <w:paperSrc/>
       <w:cols w:space="0" w:num="1"/>
       <w:rtlGutter w:val="0"/>
       <w:docGrid w:type="lines" w:linePitch="312" w:charSpace="0"/>
@@ -5792,7 +5134,7 @@
     <w:lsdException w:qFormat="1" w:unhideWhenUsed="0" w:uiPriority="0" w:semiHidden="0" w:name="Title"/>
     <w:lsdException w:unhideWhenUsed="0" w:uiPriority="0" w:semiHidden="0" w:name="Closing"/>
     <w:lsdException w:unhideWhenUsed="0" w:uiPriority="0" w:semiHidden="0" w:name="Signature"/>
-    <w:lsdException w:unhideWhenUsed="0" w:uiPriority="0" w:name="Default Paragraph Font"/>
+    <w:lsdException w:qFormat="1" w:unhideWhenUsed="0" w:uiPriority="0" w:name="Default Paragraph Font"/>
     <w:lsdException w:unhideWhenUsed="0" w:uiPriority="0" w:semiHidden="0" w:name="Body Text"/>
     <w:lsdException w:unhideWhenUsed="0" w:uiPriority="0" w:semiHidden="0" w:name="Body Text Indent"/>
     <w:lsdException w:unhideWhenUsed="0" w:uiPriority="0" w:semiHidden="0" w:name="List Continue"/>
@@ -5830,7 +5172,7 @@
     <w:lsdException w:unhideWhenUsed="0" w:uiPriority="0" w:semiHidden="0" w:name="HTML Sample"/>
     <w:lsdException w:unhideWhenUsed="0" w:uiPriority="0" w:semiHidden="0" w:name="HTML Typewriter"/>
     <w:lsdException w:unhideWhenUsed="0" w:uiPriority="0" w:semiHidden="0" w:name="HTML Variable"/>
-    <w:lsdException w:unhideWhenUsed="0" w:uiPriority="0" w:name="Normal Table"/>
+    <w:lsdException w:qFormat="1" w:unhideWhenUsed="0" w:uiPriority="0" w:name="Normal Table"/>
     <w:lsdException w:unhideWhenUsed="0" w:uiPriority="0" w:semiHidden="0" w:name="annotation subject"/>
     <w:lsdException w:unhideWhenUsed="0" w:uiPriority="0" w:semiHidden="0" w:name="Table Simple 1"/>
     <w:lsdException w:unhideWhenUsed="0" w:uiPriority="0" w:semiHidden="0" w:name="Table Simple 2"/>
@@ -5995,11 +5337,13 @@
   <w:style w:type="character" w:default="1" w:styleId="3">
     <w:name w:val="Default Paragraph Font"/>
     <w:semiHidden/>
+    <w:qFormat/>
     <w:uiPriority w:val="0"/>
   </w:style>
   <w:style w:type="table" w:default="1" w:styleId="2">
     <w:name w:val="Normal Table"/>
     <w:semiHidden/>
+    <w:qFormat/>
     <w:uiPriority w:val="0"/>
     <w:tblPr>
       <w:tblCellMar>
